--- a/engine/phar_study/EIPICO_Valuation_Study_09-09-2026.docx
+++ b/engine/phar_study/EIPICO_Valuation_Study_09-09-2026.docx
@@ -12832,7 +12832,7 @@
           <w:color w:val="1C3A36"/>
           <w:sz w:val="21"/>
         </w:rPr>
-        <w:t>How much should a reader trust this? The method was tested by re-running it every quarter across the whole cleaned price history, without ever letting it see the future, and scoring each forecast against what actually happened. Over the last five years of those tests — 19 non-overlapping three-month windows — it scored marginally better than a random walk anchored on the same carry, by +0.0021 on a scale where zero means no better and one means perfect. Over the full 13.8-year history and 56 windows it scored -0.0177. A third set was run on the period AFTER the currency break that dominates the older history — 16 windows from 2022-06-20 to 2026-03-24, scoring -0.0109 — and it is published here because it is the set that matches the period the bands shown above are built on. All three are reported together; reporting only two of three would be a choice about which evidence a reader sees. In plain terms: on this single share the method is indistinguishable from a random walk, and this study says so rather than claiming an edge it cannot demonstrate.</w:t>
+        <w:t>How much should a reader trust this? The method was tested by re-running it every quarter across the whole cleaned price history, without ever letting it see the future, and checking each forecast against what actually happened. Three window sets are reported: the last five years, 19 non-overlapping three-month windows; the full 13.8-year history, 56 windows; and the period AFTER the currency break that dominates the older history — 16 windows from 2022-06-20 to 2026-03-24. The third is published because it is the set that matches the period the bands shown above are built on. All three are reported together; reporting only two of three would be a choice about which evidence a reader sees.</w:t>
       </w:r>
     </w:p>
     <w:p>
@@ -27057,7 +27057,7 @@
           <w:color w:val="1C3A36"/>
           <w:sz w:val="21"/>
         </w:rPr>
-        <w:t>The probability map in section 3 comes from a simulation engine calibrated on the Egyptian market as a whole and tested by re-running it across the full price history without letting it see the future. Its performance on this individual share is reported honestly in section 3, including where it is no better than a random walk.</w:t>
+        <w:t>The probability map in section 3 comes from a simulation engine calibrated on the Egyptian market as a whole and tested by re-running it across the full price history without letting it see the future. What that testing establishes about this individual share — how often the outcome fell inside the band, whether it fell uniformly within it, and how wide the band is — is reported in section 3, with the window counts behind each figure.</w:t>
       </w:r>
     </w:p>
     <w:p>

--- a/engine/phar_study/EIPICO_Valuation_Study_09-09-2026.docx
+++ b/engine/phar_study/EIPICO_Valuation_Study_09-09-2026.docx
@@ -87,7 +87,7 @@
           <w:color w:val="6E7B77"/>
           <w:sz w:val="20"/>
         </w:rPr>
-        <w:t>Prepared 9 August 2026 · share price EGP 127.30 at the close of 6 August 2026 · 168.756 million shares in issue</w:t>
+        <w:t>Prepared 9 September 2026 · share price EGP 127.30 at the close of 3 September 2026 · 168.756 million shares in issue</w:t>
       </w:r>
     </w:p>
     <w:p>

--- a/engine/phar_study/EIPICO_Valuation_Study_09-09-2026.docx
+++ b/engine/phar_study/EIPICO_Valuation_Study_09-09-2026.docx
@@ -190,7 +190,7 @@
                 <w:color w:val="1C3A36"/>
                 <w:sz w:val="19"/>
               </w:rPr>
-              <w:t>There is no single number, and that is deliberate. Five readings put fair value between EGP 31 and EGP 55 a share. Because the contested judgement below is carried BOTH ways and the two are never averaged, the study publishes TWO weighted centres: EGP 31.37 a share on the permanent-provision reading and EGP 47.60 on the normalising one. The market price is EGP 127.30. That gap is the study, and section 1.7 states exactly what would have to be true for the market to be right.</w:t>
+              <w:t>There is no single number, and that is deliberate. Five readings put fair value between EGP 31 and EGP 55 a share. Because the contested judgement below is carried BOTH ways and the two are never averaged, the study publishes TWO weighted centres: EGP 31.30 a share on the permanent-provision reading and EGP 47.51 on the normalising one. The market price is EGP 127.30. That gap is the study, and section 1.7 states exactly what would have to be true for the market to be right.</w:t>
             </w:r>
           </w:p>
           <w:p>
@@ -230,7 +230,7 @@
                 <w:color w:val="1C3A36"/>
                 <w:sz w:val="19"/>
               </w:rPr>
-              <w:t>It folds in the reviewed first quarter of 2026 and the separately issued audited FY2023 and FY2024 statements, obtained after the first issue. The first quarter CONFIRMED the study's central mechanism — the construction balance is transferring and the depreciation charge has more than doubled — but it also came in softer than the first edition assumed on revenue, associates and capital spending. The weighted centre moves from a single EGP 79.64 to a PAIR — EGP 31.37 and EGP 47.60 a share. Section 7 lists what changed and by how much.</w:t>
+              <w:t>It folds in the reviewed first quarter of 2026 and the separately issued audited FY2023 and FY2024 statements, obtained after the first issue. The first quarter CONFIRMED the study's central mechanism — the construction balance is transferring and the depreciation charge has more than doubled — but it also came in softer than the first edition assumed on revenue, associates and capital spending. The weighted centre moves from a single EGP 79.64 to a PAIR — EGP 31.30 and EGP 47.51 a share. Section 7 lists what changed and by how much.</w:t>
             </w:r>
           </w:p>
           <w:p>
@@ -557,7 +557,7 @@
                 <w:color w:val="1C3A36"/>
                 <w:sz w:val="18"/>
               </w:rPr>
-              <w:t>31.37</w:t>
+              <w:t>31.30</w:t>
             </w:r>
           </w:p>
         </w:tc>
@@ -630,7 +630,7 @@
                 <w:color w:val="1C3A36"/>
                 <w:sz w:val="18"/>
               </w:rPr>
-              <w:t>47.60</w:t>
+              <w:t>47.51</w:t>
             </w:r>
           </w:p>
         </w:tc>
@@ -926,7 +926,7 @@
                 <w:color w:val="1C3A36"/>
                 <w:sz w:val="18"/>
               </w:rPr>
-              <w:t>31.37</w:t>
+              <w:t>31.30</w:t>
             </w:r>
           </w:p>
         </w:tc>
@@ -1007,7 +1007,7 @@
                 <w:color w:val="1C3A36"/>
                 <w:sz w:val="18"/>
               </w:rPr>
-              <w:t>47.60</w:t>
+              <w:t>47.51</w:t>
             </w:r>
           </w:p>
         </w:tc>
@@ -1084,7 +1084,7 @@
                 <w:color w:val="1C3A36"/>
                 <w:sz w:val="18"/>
               </w:rPr>
-              <w:t>39.73 / 47.85</w:t>
+              <w:t>39.69 / 47.80</w:t>
             </w:r>
           </w:p>
         </w:tc>
@@ -1160,7 +1160,7 @@
                 <w:color w:val="1C3A36"/>
                 <w:sz w:val="18"/>
               </w:rPr>
-              <w:t>31.37 – 55.34</w:t>
+              <w:t>31.30 – 55.34</w:t>
             </w:r>
           </w:p>
         </w:tc>
@@ -1762,7 +1762,7 @@
                 <w:color w:val="1C3A36"/>
                 <w:sz w:val="18"/>
               </w:rPr>
-              <w:t>22.97%</w:t>
+              <w:t>23.04%</w:t>
             </w:r>
           </w:p>
         </w:tc>
@@ -4065,7 +4065,7 @@
                 <w:color w:val="1C3A36"/>
                 <w:sz w:val="17"/>
               </w:rPr>
-              <w:t>22.97%</w:t>
+              <w:t>23.04%</w:t>
             </w:r>
           </w:p>
         </w:tc>
@@ -4085,7 +4085,7 @@
                 <w:color w:val="1C3A36"/>
                 <w:sz w:val="17"/>
               </w:rPr>
-              <w:t>20.89%</w:t>
+              <w:t>20.94%</w:t>
             </w:r>
           </w:p>
         </w:tc>
@@ -4105,7 +4105,7 @@
                 <w:color w:val="1C3A36"/>
                 <w:sz w:val="17"/>
               </w:rPr>
-              <w:t>18.62%</w:t>
+              <w:t>18.65%</w:t>
             </w:r>
           </w:p>
         </w:tc>
@@ -4125,7 +4125,7 @@
                 <w:color w:val="1C3A36"/>
                 <w:sz w:val="17"/>
               </w:rPr>
-              <w:t>16.73%</w:t>
+              <w:t>16.75%</w:t>
             </w:r>
           </w:p>
         </w:tc>
@@ -4182,7 +4182,7 @@
                 <w:color w:val="1C3A36"/>
                 <w:sz w:val="17"/>
               </w:rPr>
-              <w:t>0.8132</w:t>
+              <w:t>0.8128</w:t>
             </w:r>
           </w:p>
         </w:tc>
@@ -4200,7 +4200,7 @@
                 <w:color w:val="1C3A36"/>
                 <w:sz w:val="17"/>
               </w:rPr>
-              <w:t>0.6727</w:t>
+              <w:t>0.6720</w:t>
             </w:r>
           </w:p>
         </w:tc>
@@ -4218,7 +4218,7 @@
                 <w:color w:val="1C3A36"/>
                 <w:sz w:val="17"/>
               </w:rPr>
-              <w:t>0.5671</w:t>
+              <w:t>0.5664</w:t>
             </w:r>
           </w:p>
         </w:tc>
@@ -4236,7 +4236,7 @@
                 <w:color w:val="1C3A36"/>
                 <w:sz w:val="17"/>
               </w:rPr>
-              <w:t>0.4858</w:t>
+              <w:t>0.4851</w:t>
             </w:r>
           </w:p>
         </w:tc>
@@ -4254,7 +4254,7 @@
                 <w:color w:val="1C3A36"/>
                 <w:sz w:val="17"/>
               </w:rPr>
-              <w:t>0.4216</w:t>
+              <w:t>0.4211</w:t>
             </w:r>
           </w:p>
         </w:tc>
@@ -4327,7 +4327,7 @@
                 <w:color w:val="1C3A36"/>
                 <w:sz w:val="17"/>
               </w:rPr>
-              <w:t>594</w:t>
+              <w:t>593</w:t>
             </w:r>
           </w:p>
         </w:tc>
@@ -4345,7 +4345,7 @@
                 <w:color w:val="1C3A36"/>
                 <w:sz w:val="17"/>
               </w:rPr>
-              <w:t>627</w:t>
+              <w:t>626</w:t>
             </w:r>
           </w:p>
         </w:tc>
@@ -4363,7 +4363,7 @@
                 <w:color w:val="1C3A36"/>
                 <w:sz w:val="17"/>
               </w:rPr>
-              <w:t>655</w:t>
+              <w:t>654</w:t>
             </w:r>
           </w:p>
         </w:tc>
@@ -4506,7 +4506,7 @@
                 <w:color w:val="1C3A36"/>
                 <w:sz w:val="18"/>
               </w:rPr>
-              <w:t>1,986</w:t>
+              <w:t>1,984</w:t>
             </w:r>
           </w:p>
         </w:tc>
@@ -4524,7 +4524,7 @@
                 <w:color w:val="1C3A36"/>
                 <w:sz w:val="18"/>
               </w:rPr>
-              <w:t>11.77</w:t>
+              <w:t>11.75</w:t>
             </w:r>
           </w:p>
         </w:tc>
@@ -4561,7 +4561,7 @@
                 <w:color w:val="1C3A36"/>
                 <w:sz w:val="18"/>
               </w:rPr>
-              <w:t>7,686</w:t>
+              <w:t>7,675</w:t>
             </w:r>
           </w:p>
         </w:tc>
@@ -4579,7 +4579,7 @@
                 <w:color w:val="1C3A36"/>
                 <w:sz w:val="18"/>
               </w:rPr>
-              <w:t>45.54</w:t>
+              <w:t>45.48</w:t>
             </w:r>
           </w:p>
         </w:tc>
@@ -4616,7 +4616,7 @@
                 <w:color w:val="1C3A36"/>
                 <w:sz w:val="18"/>
               </w:rPr>
-              <w:t>9,672</w:t>
+              <w:t>9,659</w:t>
             </w:r>
           </w:p>
         </w:tc>
@@ -4634,7 +4634,7 @@
                 <w:color w:val="1C3A36"/>
                 <w:sz w:val="18"/>
               </w:rPr>
-              <w:t>57.31</w:t>
+              <w:t>57.24</w:t>
             </w:r>
           </w:p>
         </w:tc>
@@ -4896,7 +4896,7 @@
                 <w:color w:val="1C3A36"/>
                 <w:sz w:val="18"/>
               </w:rPr>
-              <w:t>12,663</w:t>
+              <w:t>12,650</w:t>
             </w:r>
           </w:p>
         </w:tc>
@@ -4914,7 +4914,7 @@
                 <w:color w:val="1C3A36"/>
                 <w:sz w:val="18"/>
               </w:rPr>
-              <w:t>75.04</w:t>
+              <w:t>74.96</w:t>
             </w:r>
           </w:p>
         </w:tc>
@@ -5127,7 +5127,7 @@
                 <w:color w:val="1C3A36"/>
                 <w:sz w:val="18"/>
               </w:rPr>
-              <w:t>5,295</w:t>
+              <w:t>5,282</w:t>
             </w:r>
           </w:p>
         </w:tc>
@@ -5145,7 +5145,7 @@
                 <w:color w:val="1C3A36"/>
                 <w:sz w:val="18"/>
               </w:rPr>
-              <w:t>31.37</w:t>
+              <w:t>31.30</w:t>
             </w:r>
           </w:p>
         </w:tc>
@@ -5186,7 +5186,7 @@
                 <w:color w:val="1C3A36"/>
                 <w:sz w:val="18"/>
               </w:rPr>
-              <w:t>8,033</w:t>
+              <w:t>8,017</w:t>
             </w:r>
           </w:p>
         </w:tc>
@@ -5206,7 +5206,7 @@
                 <w:color w:val="1C3A36"/>
                 <w:sz w:val="18"/>
               </w:rPr>
-              <w:t>47.60</w:t>
+              <w:t>47.51</w:t>
             </w:r>
           </w:p>
         </w:tc>
@@ -5834,7 +5834,7 @@
           <w:color w:val="1C3A36"/>
           <w:sz w:val="21"/>
         </w:rPr>
-        <w:t>There is no single weighted centre, and the absence is deliberate. The two provision frames are never averaged, and weighting both of them inside one number averages them. So the cash-flow weight of 50% is carried in full on ONE frame at a time, beside the three lenses that do not turn on the judgement at all — book value against sustainable return at 20%, relative multiples at 15%, and normalised earnings power at 15%. That gives EGP 31.37 a share on Frame A and EGP 47.60 on Frame B, against a market price of EGP 127.30. Which of the two a reader uses is a judgement about the debtor book, and it belongs to the reader.</w:t>
+        <w:t>There is no single weighted centre, and the absence is deliberate. The two provision frames are never averaged, and weighting both of them inside one number averages them. So the cash-flow weight of 50% is carried in full on ONE frame at a time, beside the three lenses that do not turn on the judgement at all — book value against sustainable return at 20%, relative multiples at 15%, and normalised earnings power at 15%. That gives EGP 31.30 a share on Frame A and EGP 47.51 on Frame B, against a market price of EGP 127.30. Which of the two a reader uses is a judgement about the debtor book, and it belongs to the reader.</w:t>
       </w:r>
     </w:p>
     <w:p>
@@ -7772,7 +7772,7 @@
           <w:color w:val="1C3A36"/>
           <w:sz w:val="21"/>
         </w:rPr>
-        <w:t>So the honest question is not what the plant is worth. It is how much it must sell. Solving the same model for the market price: an additional EGP 9,322 million of revenue by FY2030 at a 45% contribution margin closes the gap from EGP 31.37 to EGP 127.30. That is 33% of FY2030 revenue, or about USD 133 million a year — 1.33 times the USD 100 million the company says it invested in the plant.</w:t>
+        <w:t>So the honest question is not what the plant is worth. It is how much it must sell. Solving the same model for the market price: an additional EGP 9,342 million of revenue by FY2030 at a 45% contribution margin closes the gap from EGP 31.30 to EGP 127.30. That is 33% of FY2030 revenue, or about USD 133 million a year — 1.33 times the USD 100 million the company says it invested in the plant.</w:t>
       </w:r>
     </w:p>
     <w:p>
@@ -7800,7 +7800,7 @@
           <w:color w:val="1C3A36"/>
           <w:sz w:val="21"/>
         </w:rPr>
-        <w:t>The same arithmetic read the other way is worth stating, because it is the plainest summary of what is at issue. At EGP 127.30 the market is paying EGP 95.93 a share — EGP 16,188 million, 75% of the entire share price — for a plant this study values at nothing, against a stated build cost of USD 100 million, about EGP 7,011 million. The market is not merely paying for the plant to work; it is paying roughly 2.3 times what the plant cost to build. That is the proposition, stated as a multiple of an observable outlay rather than as a valuation.</w:t>
+        <w:t>The same arithmetic read the other way is worth stating, because it is the plainest summary of what is at issue. At EGP 127.30 the market is paying EGP 96.00 a share — EGP 16,201 million, 75% of the entire share price — for a plant this study values at nothing, against a stated build cost of USD 100 million, about EGP 7,011 million. The market is not merely paying for the plant to work; it is paying roughly 2.3 times what the plant cost to build. That is the proposition, stated as a multiple of an observable outlay rather than as a valuation.</w:t>
       </w:r>
     </w:p>
     <w:tbl>
@@ -9683,7 +9683,7 @@
                 <w:color w:val="1C3A36"/>
                 <w:sz w:val="16"/>
               </w:rPr>
-              <w:t>24.81%</w:t>
+              <w:t>25.50%</w:t>
             </w:r>
           </w:p>
         </w:tc>
@@ -9701,7 +9701,7 @@
                 <w:color w:val="1C3A36"/>
                 <w:sz w:val="16"/>
               </w:rPr>
-              <w:t>24.81%</w:t>
+              <w:t>25.50%</w:t>
             </w:r>
           </w:p>
         </w:tc>
@@ -9902,7 +9902,7 @@
                 <w:color w:val="1C3A36"/>
                 <w:sz w:val="16"/>
               </w:rPr>
-              <w:t>14.38%</w:t>
+              <w:t>14.64%</w:t>
             </w:r>
           </w:p>
         </w:tc>
@@ -9920,7 +9920,7 @@
                 <w:color w:val="1C3A36"/>
                 <w:sz w:val="16"/>
               </w:rPr>
-              <w:t>14.38%</w:t>
+              <w:t>14.64%</w:t>
             </w:r>
           </w:p>
         </w:tc>
@@ -10052,7 +10052,7 @@
                 <w:color w:val="1C3A36"/>
                 <w:sz w:val="16"/>
               </w:rPr>
-              <w:t>22.97%</w:t>
+              <w:t>23.04%</w:t>
             </w:r>
           </w:p>
         </w:tc>
@@ -10091,7 +10091,7 @@
                 <w:color w:val="1C3A36"/>
                 <w:sz w:val="16"/>
               </w:rPr>
-              <w:t>On gross debt: 22.56% — both published</w:t>
+              <w:t>On gross debt: 22.64% — both published</w:t>
             </w:r>
           </w:p>
         </w:tc>
@@ -10207,7 +10207,7 @@
           <w:color w:val="1C3A36"/>
           <w:sz w:val="21"/>
         </w:rPr>
-        <w:t>A cost-of-debt cross-check that a reader can run. Two FY2025 figures are in play and they are not the same line: INTEREST ON CREDIT FACILITIES of EGP 1,275.31 million, which is what an interest RATE has to be computed on, and the income statement's FINANCE COSTS of EGP 1,332.95 million, which is that interest plus EGP 57.63 million of bank commissions and charges. Both are in the same note. The company expensed EGP 1,275 million of interest in FY2025 and capitalised a further EGP 551 million into the construction balance. On average gross debt of EGP 8,999 million that is 14.2% expensed and 20.3% all-in. The 18.5% marginal rate used here sits inside that pair, which is the test that matters: a marginal rate below what the company actually pays, or above what it actually incurs, would not be credible.</w:t>
+        <w:t>A cost-of-debt cross-check that a reader can run. Two FY2025 figures are in play and they are not the same line: INTEREST ON CREDIT FACILITIES of EGP 1,275.31 million, which is what an interest RATE has to be computed on, and the income statement's FINANCE COSTS of EGP 1,332.95 million, which is that interest plus EGP 57.63 million of bank commissions and charges. Both are in the same note. The company expensed EGP 1,275 million of interest in FY2025 and capitalised a further EGP 551 million into the construction balance. On average gross debt of EGP 8,999 million that is 14.2% expensed and 20.3% all-in. The 18.9% marginal rate used here sits inside that pair, which is the test that matters: a marginal rate below what the company actually pays, or above what it actually incurs, would not be credible.</w:t>
       </w:r>
     </w:p>
     <w:p>
@@ -10221,7 +10221,7 @@
           <w:color w:val="1C3A36"/>
           <w:sz w:val="21"/>
         </w:rPr>
-        <w:t>One arithmetic point that looks wrong and is not. The first-year discount rate of 22.97% sits close to the 23.00% quoted government yield. That is a consequence of the normalisation, not an error: the quoted yield contains default risk that this build strips out and re-charges inside the equity premium, where it belongs. Comparing a cost of capital built on a normalised risk-free rate to a raw quoted yield is comparing two different things.</w:t>
+        <w:t>One arithmetic point that looks wrong and is not. The first-year discount rate of 23.04% sits close to the 23.00% quoted government yield. That is a consequence of the normalisation, not an error: the quoted yield contains default risk that this build strips out and re-charges inside the equity premium, where it belongs. Comparing a cost of capital built on a normalised risk-free rate to a raw quoted yield is comparing two different things.</w:t>
       </w:r>
     </w:p>
     <w:p>
@@ -10394,7 +10394,7 @@
                 <w:color w:val="1C3A36"/>
                 <w:sz w:val="17"/>
               </w:rPr>
-              <w:t>31.37</w:t>
+              <w:t>31.30</w:t>
             </w:r>
           </w:p>
         </w:tc>
@@ -10449,7 +10449,7 @@
                 <w:color w:val="1C3A36"/>
                 <w:sz w:val="17"/>
               </w:rPr>
-              <w:t>23.14</w:t>
+              <w:t>23.07</w:t>
             </w:r>
           </w:p>
         </w:tc>
@@ -10504,7 +10504,7 @@
                 <w:color w:val="1C3A36"/>
                 <w:sz w:val="17"/>
               </w:rPr>
-              <w:t>45.84</w:t>
+              <w:t>45.75</w:t>
             </w:r>
           </w:p>
         </w:tc>
@@ -10559,7 +10559,7 @@
                 <w:color w:val="1C3A36"/>
                 <w:sz w:val="17"/>
               </w:rPr>
-              <w:t>32.02</w:t>
+              <w:t>31.95</w:t>
             </w:r>
           </w:p>
         </w:tc>
@@ -11360,7 +11360,7 @@
           <w:color w:val="1C3A36"/>
           <w:sz w:val="21"/>
         </w:rPr>
-        <w:t>The crux is sensitised in real observable units rather than in percentage points. On the published ramp and with the incremental revenue charged the same reinvestment identity as the existing business, a quarter of the required revenue — EGP 2,330 million of FY2030 sales, or USD 33 million a year — is worth about EGP 23.98 a share.</w:t>
+        <w:t>The crux is sensitised in real observable units rather than in percentage points. On the published ramp and with the incremental revenue charged the same reinvestment identity as the existing business, a quarter of the required revenue — EGP 2,335 million of FY2030 sales, or USD 33 million a year — is worth about EGP 24.00 a share.</w:t>
       </w:r>
     </w:p>
     <w:p>
@@ -13015,7 +13015,7 @@
                 <w:color w:val="1C3A36"/>
                 <w:sz w:val="16"/>
               </w:rPr>
-              <w:t>31.37</w:t>
+              <w:t>31.30</w:t>
             </w:r>
           </w:p>
         </w:tc>
@@ -13088,7 +13088,7 @@
                 <w:color w:val="1C3A36"/>
                 <w:sz w:val="16"/>
               </w:rPr>
-              <w:t>47.60</w:t>
+              <w:t>47.51</w:t>
             </w:r>
           </w:p>
         </w:tc>
@@ -13379,7 +13379,7 @@
           <w:color w:val="1C3A36"/>
           <w:sz w:val="21"/>
         </w:rPr>
-        <w:t>The readings disagree in an informative direction. The lowest is the cash-flow reading on the permanent-provision frame at EGP 31.37; the highest is the normalised-earnings lens at EGP 55.34. The cash-flow readings charge the new plant's full cost and credit it with nothing, so they sit low despite capturing five years of the volume and price growth the existing business is already delivering. The relative lens prices the company on what a 18.8% return and a 17.2% perpetual cost of equity can justify, which supports about 6.17 times forward earnings against the 14.90 times trailing the market pays. None of them is wrong. The gap between them is the value of growth, and the market is paying for more of it than any of them contains.</w:t>
+        <w:t>The readings disagree in an informative direction. The lowest is the cash-flow reading on the permanent-provision frame at EGP 31.30; the highest is the normalised-earnings lens at EGP 55.34. The cash-flow readings charge the new plant's full cost and credit it with nothing, so they sit low despite capturing five years of the volume and price growth the existing business is already delivering. The relative lens prices the company on what a 18.8% return and a 17.2% perpetual cost of equity can justify, which supports about 6.17 times forward earnings against the 14.90 times trailing the market pays. None of them is wrong. The gap between them is the value of growth, and the market is paying for more of it than any of them contains.</w:t>
       </w:r>
     </w:p>
     <w:p>
@@ -14017,7 +14017,7 @@
           <w:color w:val="1C3A36"/>
           <w:sz w:val="21"/>
         </w:rPr>
-        <w:t>the bands describe where the PRICE may go. The valuation describes what the BUSINESS appears to be worth. They are different questions and this study keeps them apart on purpose. BOTH fundamental centres — EGP 31.37 and EGP 47.60 — sit below the entire three-month band, and that is worth noticing rather than reconciling away.</w:t>
+        <w:t>the bands describe where the PRICE may go. The valuation describes what the BUSINESS appears to be worth. They are different questions and this study keeps them apart on purpose. BOTH fundamental centres — EGP 31.30 and EGP 47.51 — sit below the entire three-month band, and that is worth noticing rather than reconciling away.</w:t>
       </w:r>
     </w:p>
     <w:p>
@@ -14820,7 +14820,7 @@
                 <w:color w:val="1C3A36"/>
                 <w:sz w:val="16"/>
               </w:rPr>
-              <w:t>a single EGP 79.64 becomes a PAIR: EGP 31.37 on Frame A (-61%) and EGP 47.60 on Frame B (-40%)</w:t>
+              <w:t>a single EGP 79.64 becomes a PAIR: EGP 31.30 on Frame A (-61%) and EGP 47.51 on Frame B (-40%)</w:t>
             </w:r>
           </w:p>
         </w:tc>
@@ -15238,7 +15238,7 @@
                 <w:color w:val="1C3A36"/>
                 <w:sz w:val="16"/>
               </w:rPr>
-              <w:t>the charge is calibrated to the first quarter of 2026 and is right for FY2026E, but it declines to EGP 1,030 million by FY2030E on a funded borrowing book that ends the window near where it started. The implied average rate falls to 9.30% against a blended MARGINAL cost of debt of 18.55% used in the discount rate. This affects the earnings-based lenses, not the cash-flow ones, which are computed before interest</w:t>
+              <w:t>the charge is calibrated to the first quarter of 2026 and is right for FY2026E, but it declines to EGP 1,030 million by FY2030E on a funded borrowing book that ends the window near where it started. The implied average rate falls to 9.30% against a blended MARGINAL cost of debt of 18.89% used in the discount rate. This affects the earnings-based lenses, not the cash-flow ones, which are computed before interest</w:t>
             </w:r>
           </w:p>
         </w:tc>
@@ -24467,7 +24467,7 @@
                 <w:color w:val="1C3A36"/>
                 <w:sz w:val="16"/>
               </w:rPr>
-              <w:t>the provision charge stays near 5.25% of revenue permanently; this is Frame A, and it is already the more conservative of the two published cases. A charge at the three-year mean of 6.52% instead would put Frame A at EGP 23.14 a share</w:t>
+              <w:t>the provision charge stays near 5.25% of revenue permanently; this is Frame A, and it is already the more conservative of the two published cases. A charge at the three-year mean of 6.52% instead would put Frame A at EGP 23.07 a share</w:t>
             </w:r>
           </w:p>
         </w:tc>
@@ -24857,7 +24857,7 @@
                 <w:color w:val="1C3A36"/>
                 <w:sz w:val="17"/>
               </w:rPr>
-              <w:t>1,986</w:t>
+              <w:t>1,984</w:t>
             </w:r>
           </w:p>
         </w:tc>
@@ -25005,7 +25005,7 @@
                 <w:color w:val="1C3A36"/>
                 <w:sz w:val="17"/>
               </w:rPr>
-              <w:t>7,686</w:t>
+              <w:t>7,675</w:t>
             </w:r>
           </w:p>
         </w:tc>
@@ -25042,7 +25042,7 @@
                 <w:color w:val="1C3A36"/>
                 <w:sz w:val="17"/>
               </w:rPr>
-              <w:t>9,672</w:t>
+              <w:t>9,659</w:t>
             </w:r>
           </w:p>
         </w:tc>
@@ -25157,7 +25157,7 @@
                 <w:color w:val="1C3A36"/>
                 <w:sz w:val="17"/>
               </w:rPr>
-              <w:t>5,295</w:t>
+              <w:t>5,282</w:t>
             </w:r>
           </w:p>
         </w:tc>
@@ -25194,7 +25194,7 @@
                 <w:color w:val="1C3A36"/>
                 <w:sz w:val="17"/>
               </w:rPr>
-              <w:t>31.37</w:t>
+              <w:t>31.30</w:t>
             </w:r>
           </w:p>
         </w:tc>
@@ -25903,7 +25903,7 @@
                 <w:color w:val="1C3A36"/>
                 <w:sz w:val="17"/>
               </w:rPr>
-              <w:t>EGP 31.37</w:t>
+              <w:t>EGP 31.30</w:t>
             </w:r>
           </w:p>
         </w:tc>
@@ -25940,7 +25940,7 @@
                 <w:color w:val="1C3A36"/>
                 <w:sz w:val="17"/>
               </w:rPr>
-              <w:t>EGP 95.93 a share</w:t>
+              <w:t>EGP 96.00 a share</w:t>
             </w:r>
           </w:p>
         </w:tc>
@@ -25977,7 +25977,7 @@
                 <w:color w:val="1C3A36"/>
                 <w:sz w:val="17"/>
               </w:rPr>
-              <w:t>EGP 16,188m</w:t>
+              <w:t>EGP 16,201m</w:t>
             </w:r>
           </w:p>
         </w:tc>
@@ -26014,7 +26014,7 @@
                 <w:color w:val="1C3A36"/>
                 <w:sz w:val="17"/>
               </w:rPr>
-              <w:t>EGP 9,322m</w:t>
+              <w:t>EGP 9,342m</w:t>
             </w:r>
           </w:p>
         </w:tc>
@@ -26184,7 +26184,7 @@
           <w:color w:val="1C3A36"/>
           <w:sz w:val="21"/>
         </w:rPr>
-        <w:t>Named sensitivity: the contribution margin assumed on the new revenue. At 35% rather than 45%, the required revenue rises to about EGP 11,985 million, or USD 171 million a year.</w:t>
+        <w:t>Named sensitivity: the contribution margin assumed on the new revenue. At 35% rather than 45%, the required revenue rises to about EGP 12,011 million, or USD 171 million a year.</w:t>
       </w:r>
     </w:p>
     <w:p>
@@ -26497,7 +26497,7 @@
           <w:color w:val="1C3A36"/>
           <w:sz w:val="21"/>
         </w:rPr>
-        <w:t>Put together, the disagreement narrows to a single question, which is a good sign. All three agree on the audited history, on the cost of capital construction, and on the fact that the depreciation step is real and has already arrived. On the existing business — 65% capacity utilisation, a growing export book earned in hard currency, an administered domestic price that at least tracks inflation — their own worked values run from EGP 31.37 to EGP 42.80 a share, and the study's own two centres, EGP 31.37 and EGP 47.60, sit inside that. Those are the numbers; no wider claim is made for the business than its own lenses support.</w:t>
+        <w:t>Put together, the disagreement narrows to a single question, which is a good sign. All three agree on the audited history, on the cost of capital construction, and on the fact that the depreciation step is real and has already arrived. On the existing business — 65% capacity utilisation, a growing export book earned in hard currency, an administered domestic price that at least tracks inflation — their own worked values run from EGP 31.30 to EGP 42.80 a share, and the study's own two centres, EGP 31.30 and EGP 47.51, sit inside that. Those are the numbers; no wider claim is made for the business than its own lenses support.</w:t>
       </w:r>
     </w:p>
     <w:p>
@@ -26511,7 +26511,7 @@
           <w:color w:val="1C3A36"/>
           <w:sz w:val="21"/>
         </w:rPr>
-        <w:t>Where they part is what the new plant is worth today. Expert 1 says: nothing until it produces cash, so EGP 31.37. Expert 2 says: nothing until it produces a return, so EGP 42.80. Expert 3 says: the market says EGP 95.93 a share, which requires USD 133 million a year of biosimilar sales, and that is a proposition rather than a valuation. The room does not resolve it. It converts it into something a reader can check in twelve months.</w:t>
+        <w:t>Where they part is what the new plant is worth today. Expert 1 says: nothing until it produces cash, so EGP 31.30. Expert 2 says: nothing until it produces a return, so EGP 42.80. Expert 3 says: the market says EGP 96.00 a share, which requires USD 133 million a year of biosimilar sales, and that is a proposition rather than a valuation. The room does not resolve it. It converts it into something a reader can check in twelve months.</w:t>
       </w:r>
     </w:p>
     <w:p>
@@ -26700,7 +26700,7 @@
                 <w:color w:val="1C3A36"/>
                 <w:sz w:val="16"/>
               </w:rPr>
-              <w:t>-11.42</w:t>
+              <w:t>-11.50</w:t>
             </w:r>
           </w:p>
         </w:tc>
@@ -26755,7 +26755,7 @@
                 <w:color w:val="1C3A36"/>
                 <w:sz w:val="16"/>
               </w:rPr>
-              <w:t>95.93</w:t>
+              <w:t>96.00</w:t>
             </w:r>
           </w:p>
         </w:tc>
@@ -26810,7 +26810,7 @@
                 <w:color w:val="1C3A36"/>
                 <w:sz w:val="16"/>
               </w:rPr>
-              <w:t>-16.23</w:t>
+              <w:t>-16.21</w:t>
             </w:r>
           </w:p>
         </w:tc>
@@ -26865,7 +26865,7 @@
                 <w:color w:val="1C3A36"/>
                 <w:sz w:val="16"/>
               </w:rPr>
-              <w:t>-95.93</w:t>
+              <w:t>-96.00</w:t>
             </w:r>
           </w:p>
         </w:tc>
@@ -26920,7 +26920,7 @@
                 <w:color w:val="1C3A36"/>
                 <w:sz w:val="16"/>
               </w:rPr>
-              <w:t>-79.70</w:t>
+              <w:t>-79.79</w:t>
             </w:r>
           </w:p>
         </w:tc>
@@ -26975,7 +26975,7 @@
                 <w:color w:val="1C3A36"/>
                 <w:sz w:val="16"/>
               </w:rPr>
-              <w:t>-16.23</w:t>
+              <w:t>-16.21</w:t>
             </w:r>
           </w:p>
         </w:tc>

--- a/engine/phar_study/EIPICO_Valuation_Study_09-09-2026.docx
+++ b/engine/phar_study/EIPICO_Valuation_Study_09-09-2026.docx
@@ -190,7 +190,7 @@
                 <w:color w:val="1C3A36"/>
                 <w:sz w:val="19"/>
               </w:rPr>
-              <w:t>There is no single number, and that is deliberate. Five readings put fair value between EGP 31 and EGP 55 a share. Because the contested judgement below is carried BOTH ways and the two are never averaged, the study publishes TWO weighted centres: EGP 31.30 a share on the permanent-provision reading and EGP 47.51 on the normalising one. The market price is EGP 127.30. That gap is the study, and section 1.7 states exactly what would have to be true for the market to be right.</w:t>
+              <w:t>There is no single number, and that is deliberate. Five readings put fair value between EGP 57 and EGP 107 a share. Because the contested judgement below is carried BOTH ways and the two are never averaged, the study publishes TWO weighted centres: EGP 88.52 a share on the permanent-provision reading and EGP 106.68 on the normalising one. The market price is EGP 127.30. That gap is the study, and section 1.7 states exactly what would have to be true for the market to be right.</w:t>
             </w:r>
           </w:p>
           <w:p>
@@ -230,7 +230,7 @@
                 <w:color w:val="1C3A36"/>
                 <w:sz w:val="19"/>
               </w:rPr>
-              <w:t>It folds in the reviewed first quarter of 2026 and the separately issued audited FY2023 and FY2024 statements, obtained after the first issue. The first quarter CONFIRMED the study's central mechanism — the construction balance is transferring and the depreciation charge has more than doubled — but it also came in softer than the first edition assumed on revenue, associates and capital spending. The weighted centre moves from a single EGP 79.64 to a PAIR — EGP 31.30 and EGP 47.51 a share. Section 7 lists what changed and by how much.</w:t>
+              <w:t>It folds in the reviewed first quarter of 2026 and the separately issued audited FY2023 and FY2024 statements, obtained after the first issue. The first quarter CONFIRMED the study's central mechanism — the construction balance is transferring and the depreciation charge has more than doubled — but it also came in softer than the first edition assumed on revenue, associates and capital spending. The weighted centre moves from a single EGP 79.64 to a PAIR — EGP 88.52 and EGP 106.68 a share. Section 7 lists what changed and by how much.</w:t>
             </w:r>
           </w:p>
           <w:p>
@@ -334,7 +334,7 @@
           <w:color w:val="1C3A36"/>
           <w:sz w:val="21"/>
         </w:rPr>
-        <w:t>Against that, four methods that do not depend on the new plant at all — discounted cash flow, run on two framings of the provision charge and so giving five readings in total; book value against sustainable return; triangulated multiples; and normalised earnings power — cluster between EGP 31 and EGP 55. The market is above all of them.</w:t>
+        <w:t>Against that, four methods that do not depend on the new plant at all — discounted cash flow, run on two framings of the provision charge and so giving five readings in total; book value against sustainable return; triangulated multiples; and normalised earnings power — cluster between EGP 57 and EGP 107. The market is above all of them.</w:t>
       </w:r>
     </w:p>
     <w:p>
@@ -557,7 +557,7 @@
                 <w:color w:val="1C3A36"/>
                 <w:sz w:val="18"/>
               </w:rPr>
-              <w:t>31.30</w:t>
+              <w:t>88.52</w:t>
             </w:r>
           </w:p>
         </w:tc>
@@ -575,7 +575,7 @@
                 <w:color w:val="1C3A36"/>
                 <w:sz w:val="18"/>
               </w:rPr>
-              <w:t>-75%</w:t>
+              <w:t>-30%</w:t>
             </w:r>
           </w:p>
         </w:tc>
@@ -630,7 +630,7 @@
                 <w:color w:val="1C3A36"/>
                 <w:sz w:val="18"/>
               </w:rPr>
-              <w:t>47.51</w:t>
+              <w:t>106.68</w:t>
             </w:r>
           </w:p>
         </w:tc>
@@ -648,7 +648,7 @@
                 <w:color w:val="1C3A36"/>
                 <w:sz w:val="18"/>
               </w:rPr>
-              <w:t>-63%</w:t>
+              <w:t>-16%</w:t>
             </w:r>
           </w:p>
         </w:tc>
@@ -703,7 +703,7 @@
                 <w:color w:val="1C3A36"/>
                 <w:sz w:val="18"/>
               </w:rPr>
-              <w:t>42.80</w:t>
+              <w:t>73.22</w:t>
             </w:r>
           </w:p>
         </w:tc>
@@ -721,7 +721,7 @@
                 <w:color w:val="1C3A36"/>
                 <w:sz w:val="18"/>
               </w:rPr>
-              <w:t>-66%</w:t>
+              <w:t>-42%</w:t>
             </w:r>
           </w:p>
         </w:tc>
@@ -739,7 +739,7 @@
                 <w:color w:val="1C3A36"/>
                 <w:sz w:val="18"/>
               </w:rPr>
-              <w:t>justified 1.16x book of EGP 37.00</w:t>
+              <w:t>justified 1.98x book of EGP 37.00</w:t>
             </w:r>
           </w:p>
         </w:tc>
@@ -776,7 +776,7 @@
                 <w:color w:val="1C3A36"/>
                 <w:sz w:val="18"/>
               </w:rPr>
-              <w:t>47.89</w:t>
+              <w:t>56.67</w:t>
             </w:r>
           </w:p>
         </w:tc>
@@ -794,7 +794,7 @@
                 <w:color w:val="1C3A36"/>
                 <w:sz w:val="18"/>
               </w:rPr>
-              <w:t>-62%</w:t>
+              <w:t>-55%</w:t>
             </w:r>
           </w:p>
         </w:tc>
@@ -849,7 +849,7 @@
                 <w:color w:val="1C3A36"/>
                 <w:sz w:val="18"/>
               </w:rPr>
-              <w:t>55.34</w:t>
+              <w:t>74.70</w:t>
             </w:r>
           </w:p>
         </w:tc>
@@ -867,7 +867,7 @@
                 <w:color w:val="1C3A36"/>
                 <w:sz w:val="18"/>
               </w:rPr>
-              <w:t>-57%</w:t>
+              <w:t>-41%</w:t>
             </w:r>
           </w:p>
         </w:tc>
@@ -926,7 +926,7 @@
                 <w:color w:val="1C3A36"/>
                 <w:sz w:val="18"/>
               </w:rPr>
-              <w:t>31.30</w:t>
+              <w:t>88.52</w:t>
             </w:r>
           </w:p>
         </w:tc>
@@ -946,7 +946,7 @@
                 <w:color w:val="1C3A36"/>
                 <w:sz w:val="18"/>
               </w:rPr>
-              <w:t>-75%</w:t>
+              <w:t>-30%</w:t>
             </w:r>
           </w:p>
         </w:tc>
@@ -1007,7 +1007,7 @@
                 <w:color w:val="1C3A36"/>
                 <w:sz w:val="18"/>
               </w:rPr>
-              <w:t>47.51</w:t>
+              <w:t>106.68</w:t>
             </w:r>
           </w:p>
         </w:tc>
@@ -1027,7 +1027,7 @@
                 <w:color w:val="1C3A36"/>
                 <w:sz w:val="18"/>
               </w:rPr>
-              <w:t>-63%</w:t>
+              <w:t>-16%</w:t>
             </w:r>
           </w:p>
         </w:tc>
@@ -1084,7 +1084,7 @@
                 <w:color w:val="1C3A36"/>
                 <w:sz w:val="18"/>
               </w:rPr>
-              <w:t>39.69 / 47.80</w:t>
+              <w:t>78.61 / 87.69</w:t>
             </w:r>
           </w:p>
         </w:tc>
@@ -1160,7 +1160,7 @@
                 <w:color w:val="1C3A36"/>
                 <w:sz w:val="18"/>
               </w:rPr>
-              <w:t>31.30 – 55.34</w:t>
+              <w:t>56.67 – 106.68</w:t>
             </w:r>
           </w:p>
         </w:tc>
@@ -2838,7 +2838,7 @@
                 <w:color w:val="1C3A36"/>
                 <w:sz w:val="17"/>
               </w:rPr>
-              <w:t>10,694</w:t>
+              <w:t>11,442</w:t>
             </w:r>
           </w:p>
         </w:tc>
@@ -2856,7 +2856,7 @@
                 <w:color w:val="1C3A36"/>
                 <w:sz w:val="17"/>
               </w:rPr>
-              <w:t>12,612</w:t>
+              <w:t>13,825</w:t>
             </w:r>
           </w:p>
         </w:tc>
@@ -2874,7 +2874,7 @@
                 <w:color w:val="1C3A36"/>
                 <w:sz w:val="17"/>
               </w:rPr>
-              <w:t>14,621</w:t>
+              <w:t>16,179</w:t>
             </w:r>
           </w:p>
         </w:tc>
@@ -2892,7 +2892,7 @@
                 <w:color w:val="1C3A36"/>
                 <w:sz w:val="17"/>
               </w:rPr>
-              <w:t>16,637</w:t>
+              <w:t>18,523</w:t>
             </w:r>
           </w:p>
         </w:tc>
@@ -2910,7 +2910,7 @@
                 <w:color w:val="1C3A36"/>
                 <w:sz w:val="17"/>
               </w:rPr>
-              <w:t>18,608</w:t>
+              <w:t>20,911</w:t>
             </w:r>
           </w:p>
         </w:tc>
@@ -2947,7 +2947,7 @@
                 <w:color w:val="1C3A36"/>
                 <w:sz w:val="17"/>
               </w:rPr>
-              <w:t>2,415</w:t>
+              <w:t>3,022</w:t>
             </w:r>
           </w:p>
         </w:tc>
@@ -2965,7 +2965,7 @@
                 <w:color w:val="1C3A36"/>
                 <w:sz w:val="17"/>
               </w:rPr>
-              <w:t>2,679</w:t>
+              <w:t>3,666</w:t>
             </w:r>
           </w:p>
         </w:tc>
@@ -2983,7 +2983,7 @@
                 <w:color w:val="1C3A36"/>
                 <w:sz w:val="17"/>
               </w:rPr>
-              <w:t>3,037</w:t>
+              <w:t>4,307</w:t>
             </w:r>
           </w:p>
         </w:tc>
@@ -3001,7 +3001,7 @@
                 <w:color w:val="1C3A36"/>
                 <w:sz w:val="17"/>
               </w:rPr>
-              <w:t>3,394</w:t>
+              <w:t>4,933</w:t>
             </w:r>
           </w:p>
         </w:tc>
@@ -3019,7 +3019,7 @@
                 <w:color w:val="1C3A36"/>
                 <w:sz w:val="17"/>
               </w:rPr>
-              <w:t>3,713</w:t>
+              <w:t>5,595</w:t>
             </w:r>
           </w:p>
         </w:tc>
@@ -3056,7 +3056,7 @@
                 <w:color w:val="1C3A36"/>
                 <w:sz w:val="17"/>
               </w:rPr>
-              <w:t>22.6%</w:t>
+              <w:t>26.4%</w:t>
             </w:r>
           </w:p>
         </w:tc>
@@ -3074,7 +3074,7 @@
                 <w:color w:val="1C3A36"/>
                 <w:sz w:val="17"/>
               </w:rPr>
-              <w:t>21.2%</w:t>
+              <w:t>26.5%</w:t>
             </w:r>
           </w:p>
         </w:tc>
@@ -3092,7 +3092,7 @@
                 <w:color w:val="1C3A36"/>
                 <w:sz w:val="17"/>
               </w:rPr>
-              <w:t>20.8%</w:t>
+              <w:t>26.6%</w:t>
             </w:r>
           </w:p>
         </w:tc>
@@ -3110,7 +3110,7 @@
                 <w:color w:val="1C3A36"/>
                 <w:sz w:val="17"/>
               </w:rPr>
-              <w:t>20.4%</w:t>
+              <w:t>26.6%</w:t>
             </w:r>
           </w:p>
         </w:tc>
@@ -3128,7 +3128,7 @@
                 <w:color w:val="1C3A36"/>
                 <w:sz w:val="17"/>
               </w:rPr>
-              <w:t>20.0%</w:t>
+              <w:t>26.8%</w:t>
             </w:r>
           </w:p>
         </w:tc>
@@ -3286,7 +3286,7 @@
                 <w:color w:val="1C3A36"/>
                 <w:sz w:val="17"/>
               </w:rPr>
-              <w:t>2,111</w:t>
+              <w:t>2,718</w:t>
             </w:r>
           </w:p>
         </w:tc>
@@ -3304,7 +3304,7 @@
                 <w:color w:val="1C3A36"/>
                 <w:sz w:val="17"/>
               </w:rPr>
-              <w:t>2,254</w:t>
+              <w:t>3,241</w:t>
             </w:r>
           </w:p>
         </w:tc>
@@ -3322,7 +3322,7 @@
                 <w:color w:val="1C3A36"/>
                 <w:sz w:val="17"/>
               </w:rPr>
-              <w:t>2,591</w:t>
+              <w:t>3,861</w:t>
             </w:r>
           </w:p>
         </w:tc>
@@ -3340,7 +3340,7 @@
                 <w:color w:val="1C3A36"/>
                 <w:sz w:val="17"/>
               </w:rPr>
-              <w:t>2,957</w:t>
+              <w:t>4,496</w:t>
             </w:r>
           </w:p>
         </w:tc>
@@ -3358,7 +3358,7 @@
                 <w:color w:val="1C3A36"/>
                 <w:sz w:val="17"/>
               </w:rPr>
-              <w:t>3,290</w:t>
+              <w:t>5,172</w:t>
             </w:r>
           </w:p>
         </w:tc>
@@ -3504,7 +3504,7 @@
                 <w:color w:val="1C3A36"/>
                 <w:sz w:val="17"/>
               </w:rPr>
-              <w:t>1,615</w:t>
+              <w:t>2,079</w:t>
             </w:r>
           </w:p>
         </w:tc>
@@ -3522,7 +3522,7 @@
                 <w:color w:val="1C3A36"/>
                 <w:sz w:val="17"/>
               </w:rPr>
-              <w:t>1,724</w:t>
+              <w:t>2,479</w:t>
             </w:r>
           </w:p>
         </w:tc>
@@ -3540,7 +3540,7 @@
                 <w:color w:val="1C3A36"/>
                 <w:sz w:val="17"/>
               </w:rPr>
-              <w:t>1,982</w:t>
+              <w:t>2,953</w:t>
             </w:r>
           </w:p>
         </w:tc>
@@ -3558,7 +3558,7 @@
                 <w:color w:val="1C3A36"/>
                 <w:sz w:val="17"/>
               </w:rPr>
-              <w:t>2,262</w:t>
+              <w:t>3,439</w:t>
             </w:r>
           </w:p>
         </w:tc>
@@ -3576,7 +3576,7 @@
                 <w:color w:val="1C3A36"/>
                 <w:sz w:val="17"/>
               </w:rPr>
-              <w:t>2,517</w:t>
+              <w:t>3,957</w:t>
             </w:r>
           </w:p>
         </w:tc>
@@ -3734,7 +3734,7 @@
                 <w:color w:val="1C3A36"/>
                 <w:sz w:val="17"/>
               </w:rPr>
-              <w:t>(1,337)</w:t>
+              <w:t>(1,430)</w:t>
             </w:r>
           </w:p>
         </w:tc>
@@ -3752,7 +3752,7 @@
                 <w:color w:val="1C3A36"/>
                 <w:sz w:val="17"/>
               </w:rPr>
-              <w:t>(568)</w:t>
+              <w:t>(622)</w:t>
             </w:r>
           </w:p>
         </w:tc>
@@ -3770,7 +3770,7 @@
                 <w:color w:val="1C3A36"/>
                 <w:sz w:val="17"/>
               </w:rPr>
-              <w:t>(512)</w:t>
+              <w:t>(566)</w:t>
             </w:r>
           </w:p>
         </w:tc>
@@ -3788,7 +3788,7 @@
                 <w:color w:val="1C3A36"/>
                 <w:sz w:val="17"/>
               </w:rPr>
-              <w:t>(532)</w:t>
+              <w:t>(593)</w:t>
             </w:r>
           </w:p>
         </w:tc>
@@ -3806,7 +3806,7 @@
                 <w:color w:val="1C3A36"/>
                 <w:sz w:val="17"/>
               </w:rPr>
-              <w:t>(558)</w:t>
+              <w:t>(627)</w:t>
             </w:r>
           </w:p>
         </w:tc>
@@ -3843,7 +3843,7 @@
                 <w:color w:val="1C3A36"/>
                 <w:sz w:val="17"/>
               </w:rPr>
-              <w:t>(910)</w:t>
+              <w:t>(1,114)</w:t>
             </w:r>
           </w:p>
         </w:tc>
@@ -3861,7 +3861,7 @@
                 <w:color w:val="1C3A36"/>
                 <w:sz w:val="17"/>
               </w:rPr>
-              <w:t>(1,020)</w:t>
+              <w:t>(1,133)</w:t>
             </w:r>
           </w:p>
         </w:tc>
@@ -3879,7 +3879,7 @@
                 <w:color w:val="1C3A36"/>
                 <w:sz w:val="17"/>
               </w:rPr>
-              <w:t>(869)</w:t>
+              <w:t>(942)</w:t>
             </w:r>
           </w:p>
         </w:tc>
@@ -3897,7 +3897,7 @@
                 <w:color w:val="1C3A36"/>
                 <w:sz w:val="17"/>
               </w:rPr>
-              <w:t>(877)</w:t>
+              <w:t>(944)</w:t>
             </w:r>
           </w:p>
         </w:tc>
@@ -3915,7 +3915,7 @@
                 <w:color w:val="1C3A36"/>
                 <w:sz w:val="17"/>
               </w:rPr>
-              <w:t>(829)</w:t>
+              <w:t>(911)</w:t>
             </w:r>
           </w:p>
         </w:tc>
@@ -3952,7 +3952,7 @@
                 <w:color w:val="1C3A36"/>
                 <w:sz w:val="17"/>
               </w:rPr>
-              <w:t>-328</w:t>
+              <w:t>-161</w:t>
             </w:r>
           </w:p>
         </w:tc>
@@ -3970,7 +3970,7 @@
                 <w:color w:val="1C3A36"/>
                 <w:sz w:val="17"/>
               </w:rPr>
-              <w:t>562</w:t>
+              <w:t>1,149</w:t>
             </w:r>
           </w:p>
         </w:tc>
@@ -3988,7 +3988,7 @@
                 <w:color w:val="1C3A36"/>
                 <w:sz w:val="17"/>
               </w:rPr>
-              <w:t>1,048</w:t>
+              <w:t>1,891</w:t>
             </w:r>
           </w:p>
         </w:tc>
@@ -4006,7 +4006,7 @@
                 <w:color w:val="1C3A36"/>
                 <w:sz w:val="17"/>
               </w:rPr>
-              <w:t>1,290</w:t>
+              <w:t>2,340</w:t>
             </w:r>
           </w:p>
         </w:tc>
@@ -4024,7 +4024,7 @@
                 <w:color w:val="1C3A36"/>
                 <w:sz w:val="17"/>
               </w:rPr>
-              <w:t>1,553</w:t>
+              <w:t>2,841</w:t>
             </w:r>
           </w:p>
         </w:tc>
@@ -4291,7 +4291,7 @@
                 <w:color w:val="1C3A36"/>
                 <w:sz w:val="17"/>
               </w:rPr>
-              <w:t>-267</w:t>
+              <w:t>-131</w:t>
             </w:r>
           </w:p>
         </w:tc>
@@ -4309,7 +4309,7 @@
                 <w:color w:val="1C3A36"/>
                 <w:sz w:val="17"/>
               </w:rPr>
-              <w:t>378</w:t>
+              <w:t>772</w:t>
             </w:r>
           </w:p>
         </w:tc>
@@ -4327,7 +4327,7 @@
                 <w:color w:val="1C3A36"/>
                 <w:sz w:val="17"/>
               </w:rPr>
-              <w:t>593</w:t>
+              <w:t>1,071</w:t>
             </w:r>
           </w:p>
         </w:tc>
@@ -4345,7 +4345,7 @@
                 <w:color w:val="1C3A36"/>
                 <w:sz w:val="17"/>
               </w:rPr>
-              <w:t>626</w:t>
+              <w:t>1,135</w:t>
             </w:r>
           </w:p>
         </w:tc>
@@ -4363,7 +4363,7 @@
                 <w:color w:val="1C3A36"/>
                 <w:sz w:val="17"/>
               </w:rPr>
-              <w:t>654</w:t>
+              <w:t>1,196</w:t>
             </w:r>
           </w:p>
         </w:tc>
@@ -4506,7 +4506,7 @@
                 <w:color w:val="1C3A36"/>
                 <w:sz w:val="18"/>
               </w:rPr>
-              <w:t>1,984</w:t>
+              <w:t>4,043</w:t>
             </w:r>
           </w:p>
         </w:tc>
@@ -4524,7 +4524,7 @@
                 <w:color w:val="1C3A36"/>
                 <w:sz w:val="18"/>
               </w:rPr>
-              <w:t>11.75</w:t>
+              <w:t>23.96</w:t>
             </w:r>
           </w:p>
         </w:tc>
@@ -4561,7 +4561,7 @@
                 <w:color w:val="1C3A36"/>
                 <w:sz w:val="18"/>
               </w:rPr>
-              <w:t>7,675</w:t>
+              <w:t>15,272</w:t>
             </w:r>
           </w:p>
         </w:tc>
@@ -4579,7 +4579,7 @@
                 <w:color w:val="1C3A36"/>
                 <w:sz w:val="18"/>
               </w:rPr>
-              <w:t>45.48</w:t>
+              <w:t>90.50</w:t>
             </w:r>
           </w:p>
         </w:tc>
@@ -4616,7 +4616,7 @@
                 <w:color w:val="1C3A36"/>
                 <w:sz w:val="18"/>
               </w:rPr>
-              <w:t>9,659</w:t>
+              <w:t>19,316</w:t>
             </w:r>
           </w:p>
         </w:tc>
@@ -4634,7 +4634,7 @@
                 <w:color w:val="1C3A36"/>
                 <w:sz w:val="18"/>
               </w:rPr>
-              <w:t>57.24</w:t>
+              <w:t>114.46</w:t>
             </w:r>
           </w:p>
         </w:tc>
@@ -4896,7 +4896,7 @@
                 <w:color w:val="1C3A36"/>
                 <w:sz w:val="18"/>
               </w:rPr>
-              <w:t>12,650</w:t>
+              <w:t>22,307</w:t>
             </w:r>
           </w:p>
         </w:tc>
@@ -4914,7 +4914,7 @@
                 <w:color w:val="1C3A36"/>
                 <w:sz w:val="18"/>
               </w:rPr>
-              <w:t>74.96</w:t>
+              <w:t>132.18</w:t>
             </w:r>
           </w:p>
         </w:tc>
@@ -4955,7 +4955,7 @@
                 <w:color w:val="1C3A36"/>
                 <w:sz w:val="18"/>
               </w:rPr>
-              <w:t>61%</w:t>
+              <w:t>68%</w:t>
             </w:r>
           </w:p>
         </w:tc>
@@ -5127,7 +5127,7 @@
                 <w:color w:val="1C3A36"/>
                 <w:sz w:val="18"/>
               </w:rPr>
-              <w:t>5,282</w:t>
+              <w:t>14,938</w:t>
             </w:r>
           </w:p>
         </w:tc>
@@ -5145,7 +5145,7 @@
                 <w:color w:val="1C3A36"/>
                 <w:sz w:val="18"/>
               </w:rPr>
-              <w:t>31.30</w:t>
+              <w:t>88.52</w:t>
             </w:r>
           </w:p>
         </w:tc>
@@ -5186,7 +5186,7 @@
                 <w:color w:val="1C3A36"/>
                 <w:sz w:val="18"/>
               </w:rPr>
-              <w:t>8,017</w:t>
+              <w:t>18,003</w:t>
             </w:r>
           </w:p>
         </w:tc>
@@ -5206,7 +5206,7 @@
                 <w:color w:val="1C3A36"/>
                 <w:sz w:val="18"/>
               </w:rPr>
-              <w:t>47.51</w:t>
+              <w:t>106.68</w:t>
             </w:r>
           </w:p>
         </w:tc>
@@ -5228,7 +5228,7 @@
           <w:color w:val="6E7B77"/>
           <w:sz w:val="17"/>
         </w:rPr>
-        <w:t>Table 5 — the enterprise-to-equity bridge. The terminal share is shown on BOTH bases, as a line of the bridge rather than a footnote: it is 79% of the CORE operating value and 61% of the total, which also carries the associates and the assets held for sale. The pre-revenue active-ingredient company sits on its OWN line at carrying cost — it is not earnings, and it is not folded into a line that says it is. The non-controlling interest deducted is the post-deconsolidation figure; the audited 31 December 2025 minority of EGP 288.7 million belonged to the subsidiary that was deconsolidated in the first quarter, and section 7 records that the net debt above is the December balance while this deduction is the March one.</w:t>
+        <w:t>Table 5 — the enterprise-to-equity bridge. The terminal share is shown on BOTH bases, as a line of the bridge rather than a footnote: it is 79% of the CORE operating value and 68% of the total, which also carries the associates and the assets held for sale. The pre-revenue active-ingredient company sits on its OWN line at carrying cost — it is not earnings, and it is not folded into a line that says it is. The non-controlling interest deducted is the post-deconsolidation figure; the audited 31 December 2025 minority of EGP 288.7 million belonged to the subsidiary that was deconsolidated in the first quarter, and section 7 records that the net debt above is the December balance while this deduction is the March one.</w:t>
       </w:r>
     </w:p>
     <w:p>
@@ -5256,7 +5256,7 @@
           <w:color w:val="1C3A36"/>
           <w:sz w:val="21"/>
         </w:rPr>
-        <w:t>Book value attributable to shareholders was EGP 6,243 million at the year end, EGP 37.00 a share. Return on average equity was 24.6% in FY2024 and 26.5% in FY2025. The forecast path is 13.7% / 14.5% / 17.1% / 19.1% / 20.1% — it RISES through the window rather than settling, so the sustainable return used here is the mean of its last three years, 18.75%, read off that path rather than chosen. A business earning 18.8% on equity while its perpetual cost of equity is 17.16% is worth more than its book: the multiple that relationship justifies is (return less growth) over (cost of equity less growth), or 1.16 times book — EGP 42.80 a share.</w:t>
+        <w:t>Book value attributable to shareholders was EGP 6,243 million at the year end, EGP 37.00 a share. Return on average equity was 24.6% in FY2024 and 26.5% in FY2025. The forecast path is 20.4% / 23.5% / 26.1% / 27.4% / 27.8% — it RISES through the window rather than settling, so the sustainable return used here is the mean of its last three years, 27.11%, read off that path rather than chosen. A business earning 27.1% on equity while its perpetual cost of equity is 17.16% is worth more than its book: the multiple that relationship justifies is (return less growth) over (cost of equity less growth), or 1.98 times book — EGP 73.22 a share.</w:t>
       </w:r>
     </w:p>
     <w:p>
@@ -5425,7 +5425,7 @@
                 <w:color w:val="1C3A36"/>
                 <w:sz w:val="17"/>
               </w:rPr>
-              <w:t>6.17x</w:t>
+              <w:t>7.30x</w:t>
             </w:r>
           </w:p>
         </w:tc>
@@ -5443,7 +5443,7 @@
                 <w:color w:val="1C3A36"/>
                 <w:sz w:val="17"/>
               </w:rPr>
-              <w:t>33.67</w:t>
+              <w:t>60.03</w:t>
             </w:r>
           </w:p>
         </w:tc>
@@ -5461,7 +5461,7 @@
                 <w:color w:val="1C3A36"/>
                 <w:sz w:val="17"/>
               </w:rPr>
-              <w:t>a FORWARD multiple on FORWARD earnings of EGP 5.46. Retention must equal growth 7% over sustainable return 18.8%, so payout is 63%</w:t>
+              <w:t>a FORWARD multiple on FORWARD earnings of EGP 8.22. Retention must equal growth 7% over sustainable return 27.1%, so payout is 74%</w:t>
             </w:r>
           </w:p>
         </w:tc>
@@ -5648,7 +5648,7 @@
                 <w:color w:val="1C3A36"/>
                 <w:sz w:val="17"/>
               </w:rPr>
-              <w:t>6.35x</w:t>
+              <w:t>6.73x</w:t>
             </w:r>
           </w:p>
         </w:tc>
@@ -5668,7 +5668,7 @@
                 <w:color w:val="1C3A36"/>
                 <w:sz w:val="17"/>
               </w:rPr>
-              <w:t>47.89</w:t>
+              <w:t>56.67</w:t>
             </w:r>
           </w:p>
         </w:tc>
@@ -5792,7 +5792,7 @@
           <w:color w:val="1C3A36"/>
           <w:sz w:val="21"/>
         </w:rPr>
-        <w:t>FY2025 was the best operating year in the company's history: a 25.1% operating margin against 23.5% in FY2023 and 20.1% in FY2024. This lens deliberately gives part of that back. Applying the three-year average margin of 22.9% to FY2027 revenue, financing it at that year's cost of debt, taxing it at 23.5% and adding the normalised associate contribution gives EGP 8.97 a share of sustainable earnings. Capitalised at the PERPETUAL cost of equity of 17.16% less 7% growth, on the 63% payout that growth rate permits, that is EGP 55.34 a share. Using today's crisis-level cost of equity of 25.92% in a perpetuity would be a category error: a steady-state multiple takes a steady-state rate.</w:t>
+        <w:t>FY2025 was the best operating year in the company's history: a 25.1% operating margin against 23.5% in FY2023 and 20.1% in FY2024. This lens deliberately gives part of that back. Applying the three-year average margin of 22.9% to FY2027 revenue, financing it at that year's cost of debt, taxing it at 23.5% and adding the normalised associate contribution gives EGP 10.23 a share of sustainable earnings. Capitalised at the PERPETUAL cost of equity of 17.16% less 7% growth, on the 74% payout that growth rate permits, that is EGP 74.70 a share. Using today's crisis-level cost of equity of 25.92% in a perpetuity would be a category error: a steady-state multiple takes a steady-state rate.</w:t>
       </w:r>
     </w:p>
     <w:p>
@@ -5820,7 +5820,7 @@
           <w:color w:val="1C3A36"/>
           <w:sz w:val="21"/>
         </w:rPr>
-        <w:t>Four methods produce five readings, because the cash-flow method is run on both framings of the contested provision judgement. They run from EGP 31 to EGP 55. That spread is not a failure of the methods; it is the honest measure of how much the answer depends on which question you ask.</w:t>
+        <w:t>Four methods produce five readings, because the cash-flow method is run on both framings of the contested provision judgement. They run from EGP 57 to EGP 107. That spread is not a failure of the methods; it is the honest measure of how much the answer depends on which question you ask.</w:t>
       </w:r>
     </w:p>
     <w:p>
@@ -5834,7 +5834,7 @@
           <w:color w:val="1C3A36"/>
           <w:sz w:val="21"/>
         </w:rPr>
-        <w:t>There is no single weighted centre, and the absence is deliberate. The two provision frames are never averaged, and weighting both of them inside one number averages them. So the cash-flow weight of 50% is carried in full on ONE frame at a time, beside the three lenses that do not turn on the judgement at all — book value against sustainable return at 20%, relative multiples at 15%, and normalised earnings power at 15%. That gives EGP 31.30 a share on Frame A and EGP 47.51 on Frame B, against a market price of EGP 127.30. Which of the two a reader uses is a judgement about the debtor book, and it belongs to the reader.</w:t>
+        <w:t>There is no single weighted centre, and the absence is deliberate. The two provision frames are never averaged, and weighting both of them inside one number averages them. So the cash-flow weight of 50% is carried in full on ONE frame at a time, beside the three lenses that do not turn on the judgement at all — book value against sustainable return at 20%, relative multiples at 15%, and normalised earnings power at 15%. That gives EGP 88.52 a share on Frame A and EGP 106.68 on Frame B, against a market price of EGP 127.30. Which of the two a reader uses is a judgement about the debtor book, and it belongs to the reader.</w:t>
       </w:r>
     </w:p>
     <w:p>
@@ -6194,7 +6194,7 @@
                 <w:color w:val="1C3A36"/>
                 <w:sz w:val="17"/>
               </w:rPr>
-              <w:t>22.28</w:t>
+              <w:t>24.62</w:t>
             </w:r>
           </w:p>
         </w:tc>
@@ -6212,7 +6212,7 @@
                 <w:color w:val="1C3A36"/>
                 <w:sz w:val="17"/>
               </w:rPr>
-              <w:t>24.07</w:t>
+              <w:t>27.57</w:t>
             </w:r>
           </w:p>
         </w:tc>
@@ -6230,7 +6230,7 @@
                 <w:color w:val="1C3A36"/>
                 <w:sz w:val="17"/>
               </w:rPr>
-              <w:t>25.87</w:t>
+              <w:t>30.05</w:t>
             </w:r>
           </w:p>
         </w:tc>
@@ -6248,7 +6248,7 @@
                 <w:color w:val="1C3A36"/>
                 <w:sz w:val="17"/>
               </w:rPr>
-              <w:t>27.55</w:t>
+              <w:t>32.31</w:t>
             </w:r>
           </w:p>
         </w:tc>
@@ -6266,7 +6266,7 @@
                 <w:color w:val="1C3A36"/>
                 <w:sz w:val="17"/>
               </w:rPr>
-              <w:t>29.07</w:t>
+              <w:t>34.57</w:t>
             </w:r>
           </w:p>
         </w:tc>
@@ -6739,7 +6739,7 @@
                 <w:color w:val="1C3A36"/>
                 <w:sz w:val="17"/>
               </w:rPr>
-              <w:t>9.45</w:t>
+              <w:t>10.44</w:t>
             </w:r>
           </w:p>
         </w:tc>
@@ -6757,7 +6757,7 @@
                 <w:color w:val="1C3A36"/>
                 <w:sz w:val="17"/>
               </w:rPr>
-              <w:t>10.21</w:t>
+              <w:t>11.69</w:t>
             </w:r>
           </w:p>
         </w:tc>
@@ -6775,7 +6775,7 @@
                 <w:color w:val="1C3A36"/>
                 <w:sz w:val="17"/>
               </w:rPr>
-              <w:t>10.97</w:t>
+              <w:t>12.75</w:t>
             </w:r>
           </w:p>
         </w:tc>
@@ -6793,7 +6793,7 @@
                 <w:color w:val="1C3A36"/>
                 <w:sz w:val="17"/>
               </w:rPr>
-              <w:t>11.68</w:t>
+              <w:t>13.70</w:t>
             </w:r>
           </w:p>
         </w:tc>
@@ -6811,7 +6811,7 @@
                 <w:color w:val="1C3A36"/>
                 <w:sz w:val="17"/>
               </w:rPr>
-              <w:t>12.33</w:t>
+              <w:t>14.66</w:t>
             </w:r>
           </w:p>
         </w:tc>
@@ -6848,7 +6848,7 @@
                 <w:color w:val="1C3A36"/>
                 <w:sz w:val="17"/>
               </w:rPr>
-              <w:t>17.79</w:t>
+              <w:t>19.66</w:t>
             </w:r>
           </w:p>
         </w:tc>
@@ -6866,7 +6866,7 @@
                 <w:color w:val="1C3A36"/>
                 <w:sz w:val="17"/>
               </w:rPr>
-              <w:t>19.22</w:t>
+              <w:t>22.02</w:t>
             </w:r>
           </w:p>
         </w:tc>
@@ -6884,7 +6884,7 @@
                 <w:color w:val="1C3A36"/>
                 <w:sz w:val="17"/>
               </w:rPr>
-              <w:t>20.66</w:t>
+              <w:t>24.00</w:t>
             </w:r>
           </w:p>
         </w:tc>
@@ -6902,7 +6902,7 @@
                 <w:color w:val="1C3A36"/>
                 <w:sz w:val="17"/>
               </w:rPr>
-              <w:t>22.00</w:t>
+              <w:t>25.80</w:t>
             </w:r>
           </w:p>
         </w:tc>
@@ -6920,7 +6920,7 @@
                 <w:color w:val="1C3A36"/>
                 <w:sz w:val="17"/>
               </w:rPr>
-              <w:t>23.21</w:t>
+              <w:t>27.61</w:t>
             </w:r>
           </w:p>
         </w:tc>
@@ -6957,7 +6957,7 @@
                 <w:color w:val="1C3A36"/>
                 <w:sz w:val="17"/>
               </w:rPr>
-              <w:t>10,694</w:t>
+              <w:t>11,442</w:t>
             </w:r>
           </w:p>
         </w:tc>
@@ -6975,7 +6975,7 @@
                 <w:color w:val="1C3A36"/>
                 <w:sz w:val="17"/>
               </w:rPr>
-              <w:t>12,612</w:t>
+              <w:t>13,825</w:t>
             </w:r>
           </w:p>
         </w:tc>
@@ -6993,7 +6993,7 @@
                 <w:color w:val="1C3A36"/>
                 <w:sz w:val="17"/>
               </w:rPr>
-              <w:t>14,621</w:t>
+              <w:t>16,179</w:t>
             </w:r>
           </w:p>
         </w:tc>
@@ -7011,7 +7011,7 @@
                 <w:color w:val="1C3A36"/>
                 <w:sz w:val="17"/>
               </w:rPr>
-              <w:t>16,637</w:t>
+              <w:t>18,523</w:t>
             </w:r>
           </w:p>
         </w:tc>
@@ -7029,7 +7029,7 @@
                 <w:color w:val="1C3A36"/>
                 <w:sz w:val="17"/>
               </w:rPr>
-              <w:t>18,608</w:t>
+              <w:t>20,911</w:t>
             </w:r>
           </w:p>
         </w:tc>
@@ -7070,7 +7070,7 @@
                 <w:color w:val="1C3A36"/>
                 <w:sz w:val="17"/>
               </w:rPr>
-              <w:t>39.2%</w:t>
+              <w:t>43.2%</w:t>
             </w:r>
           </w:p>
         </w:tc>
@@ -7090,7 +7090,7 @@
                 <w:color w:val="1C3A36"/>
                 <w:sz w:val="17"/>
               </w:rPr>
-              <w:t>37.3%</w:t>
+              <w:t>42.8%</w:t>
             </w:r>
           </w:p>
         </w:tc>
@@ -7110,7 +7110,7 @@
                 <w:color w:val="1C3A36"/>
                 <w:sz w:val="17"/>
               </w:rPr>
-              <w:t>36.9%</w:t>
+              <w:t>42.9%</w:t>
             </w:r>
           </w:p>
         </w:tc>
@@ -7130,7 +7130,7 @@
                 <w:color w:val="1C3A36"/>
                 <w:sz w:val="17"/>
               </w:rPr>
-              <w:t>36.8%</w:t>
+              <w:t>43.2%</w:t>
             </w:r>
           </w:p>
         </w:tc>
@@ -7150,7 +7150,7 @@
                 <w:color w:val="1C3A36"/>
                 <w:sz w:val="17"/>
               </w:rPr>
-              <w:t>36.5%</w:t>
+              <w:t>43.5%</w:t>
             </w:r>
           </w:p>
         </w:tc>
@@ -7772,7 +7772,7 @@
           <w:color w:val="1C3A36"/>
           <w:sz w:val="21"/>
         </w:rPr>
-        <w:t>So the honest question is not what the plant is worth. It is how much it must sell. Solving the same model for the market price: an additional EGP 9,342 million of revenue by FY2030 at a 45% contribution margin closes the gap from EGP 31.30 to EGP 127.30. That is 33% of FY2030 revenue, or about USD 133 million a year — 1.33 times the USD 100 million the company says it invested in the plant.</w:t>
+        <w:t>So the honest question is not what the plant is worth. It is how much it must sell. Solving the same model for the market price: an additional EGP 3,774 million of revenue by FY2030 at a 45% contribution margin closes the gap from EGP 88.52 to EGP 127.30. That is 15% of FY2030 revenue, or about USD 54 million a year — 0.54 times the USD 100 million the company says it invested in the plant.</w:t>
       </w:r>
     </w:p>
     <w:p>
@@ -7786,7 +7786,7 @@
           <w:color w:val="1C3A36"/>
           <w:sz w:val="21"/>
         </w:rPr>
-        <w:t>Two things have to be published for that hurdle to be checkable, and they are. THE RAMP: the incremental revenue is not dropped into the final year. It is phased 0% / 10% / 30% / 60% / 100% of the FY2030 level across FY2026E to FY2030E. The same total placed entirely in the final year would be a materially LOWER and easier hurdle, so a reverse valuation that does not state its ramp cannot be audited. THE REINVESTMENT: the incremental revenue is charged capital expenditure at the same share of revenue as the existing business, and working capital on the same day ratios, so it meets the identical reinvestment discipline. Left uncharged — which is how the first cut of this model ran it — the hurdle prices out about USD 115 million a year instead of USD 133 million, which understates what the market is actually asking of the plant.</w:t>
+        <w:t>Two things have to be published for that hurdle to be checkable, and they are. THE RAMP: the incremental revenue is not dropped into the final year. It is phased 0% / 10% / 30% / 60% / 100% of the FY2030 level across FY2026E to FY2030E. The same total placed entirely in the final year would be a materially LOWER and easier hurdle, so a reverse valuation that does not state its ramp cannot be audited. THE REINVESTMENT: the incremental revenue is charged capital expenditure at the same share of revenue as the existing business, and working capital on the same day ratios, so it meets the identical reinvestment discipline. Left uncharged — which is how the first cut of this model ran it — the hurdle prices out about USD 115 million a year instead of USD 54 million, which understates what the market is actually asking of the plant.</w:t>
       </w:r>
     </w:p>
     <w:p>
@@ -7800,7 +7800,7 @@
           <w:color w:val="1C3A36"/>
           <w:sz w:val="21"/>
         </w:rPr>
-        <w:t>The same arithmetic read the other way is worth stating, because it is the plainest summary of what is at issue. At EGP 127.30 the market is paying EGP 96.00 a share — EGP 16,201 million, 75% of the entire share price — for a plant this study values at nothing, against a stated build cost of USD 100 million, about EGP 7,011 million. The market is not merely paying for the plant to work; it is paying roughly 2.3 times what the plant cost to build. That is the proposition, stated as a multiple of an observable outlay rather than as a valuation.</w:t>
+        <w:t>The same arithmetic read the other way is worth stating, because it is the plainest summary of what is at issue. At EGP 127.30 the market is paying EGP 38.78 a share — EGP 6,544 million, 30% of the entire share price — for a plant this study values at nothing, against a stated build cost of USD 100 million, about EGP 7,011 million. The market is not merely paying for the plant to work; it is paying roughly 0.9 times what the plant cost to build. That is the proposition, stated as a multiple of an observable outlay rather than as a valuation.</w:t>
       </w:r>
     </w:p>
     <w:tbl>
@@ -7849,7 +7849,7 @@
                 <w:color w:val="1C3A36"/>
                 <w:sz w:val="19"/>
               </w:rPr>
-              <w:t>It is observable. Roughly USD 133 million a year of biosimilar revenue by 2030 is a figure the company will eventually disclose, and a reader can check this study against it. An asset turn of 1.33 times on a specialist biologics facility is demanding but not absurd; whether it is achievable in Egypt, at Egyptian reimbursement prices, on a product set still moving through registration, is the question the market is answering yes to and this study is declining to answer either way.</w:t>
+              <w:t>It is observable. Roughly USD 54 million a year of biosimilar revenue by 2030 is a figure the company will eventually disclose, and a reader can check this study against it. An asset turn of 0.54 times on a specialist biologics facility is demanding but not absurd; whether it is achievable in Egypt, at Egyptian reimbursement prices, on a product set still moving through registration, is the question the market is answering yes to and this study is declining to answer either way.</w:t>
             </w:r>
           </w:p>
         </w:tc>
@@ -8122,7 +8122,7 @@
                 <w:color w:val="1C3A36"/>
                 <w:sz w:val="16"/>
               </w:rPr>
-              <w:t>10,694</w:t>
+              <w:t>11,442</w:t>
             </w:r>
           </w:p>
         </w:tc>
@@ -8140,7 +8140,7 @@
                 <w:color w:val="1C3A36"/>
                 <w:sz w:val="16"/>
               </w:rPr>
-              <w:t>2.9% against the quarter's run-rate</w:t>
+              <w:t>10.0% against the quarter's run-rate</w:t>
             </w:r>
           </w:p>
         </w:tc>
@@ -8213,7 +8213,7 @@
                 <w:color w:val="1C3A36"/>
                 <w:sz w:val="16"/>
               </w:rPr>
-              <w:t>39.2%</w:t>
+              <w:t>43.2%</w:t>
             </w:r>
           </w:p>
         </w:tc>
@@ -8231,7 +8231,7 @@
                 <w:color w:val="1C3A36"/>
                 <w:sz w:val="16"/>
               </w:rPr>
-              <w:t>within 320 basis points</w:t>
+              <w:t>within 77 basis points</w:t>
             </w:r>
           </w:p>
         </w:tc>
@@ -8759,7 +8759,7 @@
                 <w:color w:val="1C3A36"/>
                 <w:sz w:val="16"/>
               </w:rPr>
-              <w:t>1,337</w:t>
+              <w:t>1,430</w:t>
             </w:r>
           </w:p>
         </w:tc>
@@ -8850,7 +8850,7 @@
                 <w:color w:val="1C3A36"/>
                 <w:sz w:val="16"/>
               </w:rPr>
-              <w:t>891</w:t>
+              <w:t>1,355</w:t>
             </w:r>
           </w:p>
         </w:tc>
@@ -8868,7 +8868,7 @@
                 <w:color w:val="1C3A36"/>
                 <w:sz w:val="16"/>
               </w:rPr>
-              <w:t>the study is -31% below the quarter's seasonal read</w:t>
+              <w:t>the study is 5% below the quarter's seasonal read</w:t>
             </w:r>
           </w:p>
         </w:tc>
@@ -8941,7 +8941,7 @@
                 <w:color w:val="1C3A36"/>
                 <w:sz w:val="16"/>
               </w:rPr>
-              <w:t>5.28</w:t>
+              <w:t>8.03</w:t>
             </w:r>
           </w:p>
         </w:tc>
@@ -10171,7 +10171,7 @@
                 <w:color w:val="1C3A36"/>
                 <w:sz w:val="16"/>
               </w:rPr>
-              <w:t>cost of equity 17.16%, cost of debt after tax 9.56%, DERIVED debt weight 25.5% on today's market values. The forecast balance sheet, once funded, carries 47.9% on book at FY2030E, which would give 13.52% — both are published and neither is 20%</w:t>
+              <w:t>cost of equity 17.16%, cost of debt after tax 9.56%, DERIVED debt weight 25.5% on today's market values. The forecast balance sheet, once funded, carries 36.2% on book at FY2030E, which would give 14.41% — both are published and neither is 20%</w:t>
             </w:r>
           </w:p>
         </w:tc>
@@ -10394,7 +10394,7 @@
                 <w:color w:val="1C3A36"/>
                 <w:sz w:val="17"/>
               </w:rPr>
-              <w:t>31.30</w:t>
+              <w:t>88.52</w:t>
             </w:r>
           </w:p>
         </w:tc>
@@ -10449,7 +10449,7 @@
                 <w:color w:val="1C3A36"/>
                 <w:sz w:val="17"/>
               </w:rPr>
-              <w:t>23.07</w:t>
+              <w:t>79.33</w:t>
             </w:r>
           </w:p>
         </w:tc>
@@ -10504,7 +10504,7 @@
                 <w:color w:val="1C3A36"/>
                 <w:sz w:val="17"/>
               </w:rPr>
-              <w:t>45.75</w:t>
+              <w:t>104.67</w:t>
             </w:r>
           </w:p>
         </w:tc>
@@ -10559,7 +10559,7 @@
                 <w:color w:val="1C3A36"/>
                 <w:sz w:val="17"/>
               </w:rPr>
-              <w:t>31.95</w:t>
+              <w:t>89.25</w:t>
             </w:r>
           </w:p>
         </w:tc>
@@ -10816,7 +10816,7 @@
                 <w:color w:val="1C3A36"/>
                 <w:sz w:val="17"/>
               </w:rPr>
-              <w:t>31</w:t>
+              <w:t>80</w:t>
             </w:r>
           </w:p>
         </w:tc>
@@ -10834,7 +10834,7 @@
                 <w:color w:val="1C3A36"/>
                 <w:sz w:val="17"/>
               </w:rPr>
-              <w:t>34</w:t>
+              <w:t>86</w:t>
             </w:r>
           </w:p>
         </w:tc>
@@ -10852,7 +10852,7 @@
                 <w:color w:val="1C3A36"/>
                 <w:sz w:val="17"/>
               </w:rPr>
-              <w:t>37</w:t>
+              <w:t>94</w:t>
             </w:r>
           </w:p>
         </w:tc>
@@ -10870,7 +10870,7 @@
                 <w:color w:val="1C3A36"/>
                 <w:sz w:val="17"/>
               </w:rPr>
-              <w:t>41</w:t>
+              <w:t>104</w:t>
             </w:r>
           </w:p>
         </w:tc>
@@ -10888,7 +10888,7 @@
                 <w:color w:val="1C3A36"/>
                 <w:sz w:val="17"/>
               </w:rPr>
-              <w:t>46</w:t>
+              <w:t>117</w:t>
             </w:r>
           </w:p>
         </w:tc>
@@ -10925,7 +10925,7 @@
                 <w:color w:val="1C3A36"/>
                 <w:sz w:val="17"/>
               </w:rPr>
-              <w:t>27</w:t>
+              <w:t>72</w:t>
             </w:r>
           </w:p>
         </w:tc>
@@ -10943,7 +10943,7 @@
                 <w:color w:val="1C3A36"/>
                 <w:sz w:val="17"/>
               </w:rPr>
-              <w:t>29</w:t>
+              <w:t>77</w:t>
             </w:r>
           </w:p>
         </w:tc>
@@ -10961,7 +10961,7 @@
                 <w:color w:val="1C3A36"/>
                 <w:sz w:val="17"/>
               </w:rPr>
-              <w:t>31</w:t>
+              <w:t>84</w:t>
             </w:r>
           </w:p>
         </w:tc>
@@ -10979,7 +10979,7 @@
                 <w:color w:val="1C3A36"/>
                 <w:sz w:val="17"/>
               </w:rPr>
-              <w:t>34</w:t>
+              <w:t>91</w:t>
             </w:r>
           </w:p>
         </w:tc>
@@ -10997,7 +10997,7 @@
                 <w:color w:val="1C3A36"/>
                 <w:sz w:val="17"/>
               </w:rPr>
-              <w:t>38</w:t>
+              <w:t>101</w:t>
             </w:r>
           </w:p>
         </w:tc>
@@ -11034,7 +11034,7 @@
                 <w:color w:val="1C3A36"/>
                 <w:sz w:val="17"/>
               </w:rPr>
-              <w:t>23</w:t>
+              <w:t>65</w:t>
             </w:r>
           </w:p>
         </w:tc>
@@ -11052,7 +11052,7 @@
                 <w:color w:val="1C3A36"/>
                 <w:sz w:val="17"/>
               </w:rPr>
-              <w:t>24</w:t>
+              <w:t>69</w:t>
             </w:r>
           </w:p>
         </w:tc>
@@ -11070,7 +11070,7 @@
                 <w:color w:val="1C3A36"/>
                 <w:sz w:val="17"/>
               </w:rPr>
-              <w:t>26</w:t>
+              <w:t>74</w:t>
             </w:r>
           </w:p>
         </w:tc>
@@ -11088,7 +11088,7 @@
                 <w:color w:val="1C3A36"/>
                 <w:sz w:val="17"/>
               </w:rPr>
-              <w:t>29</w:t>
+              <w:t>81</w:t>
             </w:r>
           </w:p>
         </w:tc>
@@ -11106,7 +11106,7 @@
                 <w:color w:val="1C3A36"/>
                 <w:sz w:val="17"/>
               </w:rPr>
-              <w:t>31</w:t>
+              <w:t>89</w:t>
             </w:r>
           </w:p>
         </w:tc>
@@ -11143,7 +11143,7 @@
                 <w:color w:val="1C3A36"/>
                 <w:sz w:val="17"/>
               </w:rPr>
-              <w:t>19</w:t>
+              <w:t>58</w:t>
             </w:r>
           </w:p>
         </w:tc>
@@ -11161,7 +11161,7 @@
                 <w:color w:val="1C3A36"/>
                 <w:sz w:val="17"/>
               </w:rPr>
-              <w:t>21</w:t>
+              <w:t>62</w:t>
             </w:r>
           </w:p>
         </w:tc>
@@ -11179,7 +11179,7 @@
                 <w:color w:val="1C3A36"/>
                 <w:sz w:val="17"/>
               </w:rPr>
-              <w:t>22</w:t>
+              <w:t>66</w:t>
             </w:r>
           </w:p>
         </w:tc>
@@ -11197,7 +11197,7 @@
                 <w:color w:val="1C3A36"/>
                 <w:sz w:val="17"/>
               </w:rPr>
-              <w:t>24</w:t>
+              <w:t>72</w:t>
             </w:r>
           </w:p>
         </w:tc>
@@ -11215,7 +11215,7 @@
                 <w:color w:val="1C3A36"/>
                 <w:sz w:val="17"/>
               </w:rPr>
-              <w:t>26</w:t>
+              <w:t>78</w:t>
             </w:r>
           </w:p>
         </w:tc>
@@ -11252,7 +11252,7 @@
                 <w:color w:val="1C3A36"/>
                 <w:sz w:val="17"/>
               </w:rPr>
-              <w:t>16</w:t>
+              <w:t>53</w:t>
             </w:r>
           </w:p>
         </w:tc>
@@ -11270,7 +11270,7 @@
                 <w:color w:val="1C3A36"/>
                 <w:sz w:val="17"/>
               </w:rPr>
-              <w:t>17</w:t>
+              <w:t>56</w:t>
             </w:r>
           </w:p>
         </w:tc>
@@ -11288,7 +11288,7 @@
                 <w:color w:val="1C3A36"/>
                 <w:sz w:val="17"/>
               </w:rPr>
-              <w:t>18</w:t>
+              <w:t>60</w:t>
             </w:r>
           </w:p>
         </w:tc>
@@ -11306,7 +11306,7 @@
                 <w:color w:val="1C3A36"/>
                 <w:sz w:val="17"/>
               </w:rPr>
-              <w:t>20</w:t>
+              <w:t>64</w:t>
             </w:r>
           </w:p>
         </w:tc>
@@ -11324,7 +11324,7 @@
                 <w:color w:val="1C3A36"/>
                 <w:sz w:val="17"/>
               </w:rPr>
-              <w:t>21</w:t>
+              <w:t>69</w:t>
             </w:r>
           </w:p>
         </w:tc>
@@ -11346,7 +11346,7 @@
           <w:color w:val="6E7B77"/>
           <w:sz w:val="17"/>
         </w:rPr>
-        <w:t>Table 12 — the value per share across the cost of equity and terminal growth together. Every cell is a complete revaluation. The grid runs from EGP 16 to EGP 46 a share, and that FULL range is what is published — quoting only its upper part would delete the half of the study's own risk display that matters most.</w:t>
+        <w:t>Table 12 — the value per share across the cost of equity and terminal growth together. Every cell is a complete revaluation. The grid runs from EGP 53 to EGP 117 a share, and that FULL range is what is published — quoting only its upper part would delete the half of the study's own risk display that matters most.</w:t>
       </w:r>
     </w:p>
     <w:p>
@@ -11360,7 +11360,7 @@
           <w:color w:val="1C3A36"/>
           <w:sz w:val="21"/>
         </w:rPr>
-        <w:t>The crux is sensitised in real observable units rather than in percentage points. On the published ramp and with the incremental revenue charged the same reinvestment identity as the existing business, a quarter of the required revenue — EGP 2,335 million of FY2030 sales, or USD 33 million a year — is worth about EGP 24.00 a share.</w:t>
+        <w:t>The crux is sensitised in real observable units rather than in percentage points. On the published ramp and with the incremental revenue charged the same reinvestment identity as the existing business, a quarter of the required revenue — EGP 943 million of FY2030 sales, or USD 13 million a year — is worth about EGP 9.69 a share.</w:t>
       </w:r>
     </w:p>
     <w:p>
@@ -12775,7 +12775,7 @@
       <w:r>
         <w:drawing>
           <wp:inline xmlns:a="http://schemas.openxmlformats.org/drawingml/2006/main" xmlns:pic="http://schemas.openxmlformats.org/drawingml/2006/picture">
-            <wp:extent cx="6309360" cy="2636520"/>
+            <wp:extent cx="6309360" cy="2626360"/>
             <wp:docPr id="7" name="Picture 7"/>
             <wp:cNvGraphicFramePr>
               <a:graphicFrameLocks noChangeAspect="1"/>
@@ -12796,7 +12796,7 @@
                   <pic:spPr>
                     <a:xfrm>
                       <a:off x="0" y="0"/>
-                      <a:ext cx="6309360" cy="2636520"/>
+                      <a:ext cx="6309360" cy="2626360"/>
                     </a:xfrm>
                     <a:prstGeom prst="rect"/>
                   </pic:spPr>
@@ -13015,7 +13015,7 @@
                 <w:color w:val="1C3A36"/>
                 <w:sz w:val="16"/>
               </w:rPr>
-              <w:t>31.30</w:t>
+              <w:t>88.52</w:t>
             </w:r>
           </w:p>
         </w:tc>
@@ -13088,7 +13088,7 @@
                 <w:color w:val="1C3A36"/>
                 <w:sz w:val="16"/>
               </w:rPr>
-              <w:t>47.51</w:t>
+              <w:t>106.68</w:t>
             </w:r>
           </w:p>
         </w:tc>
@@ -13161,7 +13161,7 @@
                 <w:color w:val="1C3A36"/>
                 <w:sz w:val="16"/>
               </w:rPr>
-              <w:t>42.80</w:t>
+              <w:t>73.22</w:t>
             </w:r>
           </w:p>
         </w:tc>
@@ -13234,7 +13234,7 @@
                 <w:color w:val="1C3A36"/>
                 <w:sz w:val="16"/>
               </w:rPr>
-              <w:t>47.89</w:t>
+              <w:t>56.67</w:t>
             </w:r>
           </w:p>
         </w:tc>
@@ -13307,7 +13307,7 @@
                 <w:color w:val="1C3A36"/>
                 <w:sz w:val="16"/>
               </w:rPr>
-              <w:t>55.34</w:t>
+              <w:t>74.70</w:t>
             </w:r>
           </w:p>
         </w:tc>
@@ -13379,7 +13379,7 @@
           <w:color w:val="1C3A36"/>
           <w:sz w:val="21"/>
         </w:rPr>
-        <w:t>The readings disagree in an informative direction. The lowest is the cash-flow reading on the permanent-provision frame at EGP 31.30; the highest is the normalised-earnings lens at EGP 55.34. The cash-flow readings charge the new plant's full cost and credit it with nothing, so they sit low despite capturing five years of the volume and price growth the existing business is already delivering. The relative lens prices the company on what a 18.8% return and a 17.2% perpetual cost of equity can justify, which supports about 6.17 times forward earnings against the 14.90 times trailing the market pays. None of them is wrong. The gap between them is the value of growth, and the market is paying for more of it than any of them contains.</w:t>
+        <w:t>The readings disagree in an informative direction. The lowest is the relative lens at EGP 56.67; the highest is the cash-flow reading on the normalising frame at EGP 106.68. The cash-flow readings charge the new plant's full cost and credit it with nothing, so they sit low despite capturing five years of the volume and price growth the existing business is already delivering. The relative lens prices the company on what a 27.1% return and a 17.2% perpetual cost of equity can justify, which supports about 7.30 times forward earnings against the 14.90 times trailing the market pays. None of them is wrong. The gap between them is the value of growth, and the market is paying for more of it than any of them contains.</w:t>
       </w:r>
     </w:p>
     <w:p>
@@ -13514,7 +13514,7 @@
                 <w:color w:val="1C3A36"/>
                 <w:sz w:val="16"/>
               </w:rPr>
-              <w:t>the whole crux. Section 1.7 says roughly USD 133 million a year by 2030 is required to justify the market price; the first disclosure calibrates how plausible that is</w:t>
+              <w:t>the whole crux. Section 1.7 says roughly USD 54 million a year by 2030 is required to justify the market price; the first disclosure calibrates how plausible that is</w:t>
             </w:r>
           </w:p>
         </w:tc>
@@ -14017,7 +14017,7 @@
           <w:color w:val="1C3A36"/>
           <w:sz w:val="21"/>
         </w:rPr>
-        <w:t>the bands describe where the PRICE may go. The valuation describes what the BUSINESS appears to be worth. They are different questions and this study keeps them apart on purpose. BOTH fundamental centres — EGP 31.30 and EGP 47.51 — sit below the entire three-month band, and that is worth noticing rather than reconciling away.</w:t>
+        <w:t>the bands describe where the PRICE may go. The valuation describes what the BUSINESS appears to be worth. They are different questions and this study keeps them apart on purpose. BOTH fundamental centres — EGP 88.52 and EGP 106.68 — sit below the entire three-month band, and that is worth noticing rather than reconciling away.</w:t>
       </w:r>
     </w:p>
     <w:p>
@@ -14409,7 +14409,7 @@
                 <w:color w:val="1C3A36"/>
                 <w:sz w:val="16"/>
               </w:rPr>
-              <w:t>it was asserted at 20% against a forecast that reaches 12.73% in FY2030E. It now READS the model's own final year, so terminal reinvestment rises from 25.0% to 55.0% of terminal operating profit after tax</w:t>
+              <w:t>it was asserted at 20% against a forecast that reaches 19.17% in FY2030E. It now READS the model's own final year, so terminal reinvestment rises from 25.0% to 36.5% of terminal operating profit after tax</w:t>
             </w:r>
           </w:p>
         </w:tc>
@@ -14446,7 +14446,7 @@
                 <w:color w:val="1C3A36"/>
                 <w:sz w:val="16"/>
               </w:rPr>
-              <w:t>EGP 3,108 million of construction is still parked at FY2030E and had never entered the depreciable base. A perpetuity cannot capitalise profit on capital it never charges, so EGP 193 million a year is now deducted before the terminal value is struck</w:t>
+              <w:t>EGP 3,440 million of construction is still parked at FY2030E and had never entered the depreciable base. A perpetuity cannot capitalise profit on capital it never charges, so EGP 213 million a year is now deducted before the terminal value is struck</w:t>
             </w:r>
           </w:p>
         </w:tc>
@@ -14483,7 +14483,7 @@
                 <w:color w:val="1C3A36"/>
                 <w:sz w:val="16"/>
               </w:rPr>
-              <w:t>it was 20%, described as reconciled to the forecast balance sheet. It reconciled to neither reading of that sheet: 25.5% on today's market values, 47.9% on the funded forecast book. The market reading is used and both are shown</w:t>
+              <w:t>it was 20%, described as reconciled to the forecast balance sheet. It reconciled to neither reading of that sheet: 25.5% on today's market values, 36.2% on the funded forecast book. The market reading is used and both are shown</w:t>
             </w:r>
           </w:p>
         </w:tc>
@@ -14779,7 +14779,7 @@
                 <w:color w:val="1C3A36"/>
                 <w:sz w:val="16"/>
               </w:rPr>
-              <w:t>the terminal formula grows the free cash flow one year itself and values the result at the end of the last forecast year, which is where the discount factor lands it. The profit, the depreciation and the working capital handed to it had already been grown once, so the terminal capitalised a flow a year further out than the factor it was discounted at. Correcting it lowers the terminal by -7.2% on Frame A and -7.0% on Frame B, and the value per share by -10.1% and -8.5% — the larger share effect is gearing, not a second change</w:t>
+              <w:t>the terminal formula grows the free cash flow one year itself and values the result at the end of the last forecast year, which is where the discount factor lands it. The profit, the depreciation and the working capital handed to it had already been grown once, so the terminal capitalised a flow a year further out than the factor it was discounted at. Correcting it lowers the terminal by -6.9% on Frame A and -6.9% on Frame B, and the value per share by -7.0% and -6.7% — the larger share effect is gearing, not a second change</w:t>
             </w:r>
           </w:p>
         </w:tc>
@@ -14820,7 +14820,7 @@
                 <w:color w:val="1C3A36"/>
                 <w:sz w:val="16"/>
               </w:rPr>
-              <w:t>a single EGP 79.64 becomes a PAIR: EGP 31.30 on Frame A (-61%) and EGP 47.51 on Frame B (-40%)</w:t>
+              <w:t>a single EGP 79.64 becomes a PAIR: EGP 88.52 on Frame A (11%) and EGP 106.68 on Frame B (34%)</w:t>
             </w:r>
           </w:p>
         </w:tc>
@@ -15238,7 +15238,7 @@
                 <w:color w:val="1C3A36"/>
                 <w:sz w:val="16"/>
               </w:rPr>
-              <w:t>the charge is calibrated to the first quarter of 2026 and is right for FY2026E, but it declines to EGP 1,030 million by FY2030E on a funded borrowing book that ends the window near where it started. The implied average rate falls to 9.30% against a blended MARGINAL cost of debt of 18.89% used in the discount rate. This affects the earnings-based lenses, not the cash-flow ones, which are computed before interest</w:t>
+              <w:t>the charge is calibrated to the first quarter of 2026 and is right for FY2026E, but it declines to EGP 1,030 million by FY2030E on a funded borrowing book that ends the window near where it started. The implied average rate falls to 10.93% against a blended MARGINAL cost of debt of 18.89% used in the discount rate. This affects the earnings-based lenses, not the cash-flow ones, which are computed before interest</w:t>
             </w:r>
           </w:p>
         </w:tc>
@@ -15581,7 +15581,7 @@
           <w:color w:val="1C3A36"/>
           <w:sz w:val="21"/>
         </w:rPr>
-        <w:t>What would change the conclusion, stated in advance so it can be checked: if the company disclosed biosimilar revenue on a path toward USD 133 million a year, the cash-flow lenses would move to the market price and this study would be wrong to have flagged the gap. If the FY2026 depreciation charge came in near EGP 118 million rather than EGP 304 million, the plant is not in service and the whole timetable in this study shifts out a year.</w:t>
+        <w:t>What would change the conclusion, stated in advance so it can be checked: if the company disclosed biosimilar revenue on a path toward USD 54 million a year, the cash-flow lenses would move to the market price and this study would be wrong to have flagged the gap. If the FY2026 depreciation charge came in near EGP 118 million rather than EGP 304 million, the plant is not in service and the whole timetable in this study shifts out a year.</w:t>
       </w:r>
     </w:p>
     <w:p>
@@ -15904,7 +15904,7 @@
                 <w:color w:val="1C3A36"/>
                 <w:sz w:val="15"/>
               </w:rPr>
-              <w:t>10,694</w:t>
+              <w:t>11,442</w:t>
             </w:r>
           </w:p>
         </w:tc>
@@ -15922,7 +15922,7 @@
                 <w:color w:val="1C3A36"/>
                 <w:sz w:val="15"/>
               </w:rPr>
-              <w:t>12,612</w:t>
+              <w:t>13,825</w:t>
             </w:r>
           </w:p>
         </w:tc>
@@ -15940,7 +15940,7 @@
                 <w:color w:val="1C3A36"/>
                 <w:sz w:val="15"/>
               </w:rPr>
-              <w:t>14,621</w:t>
+              <w:t>16,179</w:t>
             </w:r>
           </w:p>
         </w:tc>
@@ -15958,7 +15958,7 @@
                 <w:color w:val="1C3A36"/>
                 <w:sz w:val="15"/>
               </w:rPr>
-              <w:t>16,637</w:t>
+              <w:t>18,523</w:t>
             </w:r>
           </w:p>
         </w:tc>
@@ -15976,7 +15976,7 @@
                 <w:color w:val="1C3A36"/>
                 <w:sz w:val="15"/>
               </w:rPr>
-              <w:t>18,608</w:t>
+              <w:t>20,911</w:t>
             </w:r>
           </w:p>
         </w:tc>
@@ -16240,7 +16240,7 @@
                 <w:color w:val="1C3A36"/>
                 <w:sz w:val="15"/>
               </w:rPr>
-              <w:t>4,191</w:t>
+              <w:t>4,939</w:t>
             </w:r>
           </w:p>
         </w:tc>
@@ -16260,7 +16260,7 @@
                 <w:color w:val="1C3A36"/>
                 <w:sz w:val="15"/>
               </w:rPr>
-              <w:t>4,702</w:t>
+              <w:t>5,916</w:t>
             </w:r>
           </w:p>
         </w:tc>
@@ -16280,7 +16280,7 @@
                 <w:color w:val="1C3A36"/>
                 <w:sz w:val="15"/>
               </w:rPr>
-              <w:t>5,390</w:t>
+              <w:t>6,948</w:t>
             </w:r>
           </w:p>
         </w:tc>
@@ -16300,7 +16300,7 @@
                 <w:color w:val="1C3A36"/>
                 <w:sz w:val="15"/>
               </w:rPr>
-              <w:t>6,115</w:t>
+              <w:t>8,002</w:t>
             </w:r>
           </w:p>
         </w:tc>
@@ -16320,7 +16320,7 @@
                 <w:color w:val="1C3A36"/>
                 <w:sz w:val="15"/>
               </w:rPr>
-              <w:t>6,785</w:t>
+              <w:t>9,088</w:t>
             </w:r>
           </w:p>
         </w:tc>
@@ -16411,7 +16411,7 @@
                 <w:color w:val="1C3A36"/>
                 <w:sz w:val="15"/>
               </w:rPr>
-              <w:t>39.2%</w:t>
+              <w:t>43.2%</w:t>
             </w:r>
           </w:p>
         </w:tc>
@@ -16429,7 +16429,7 @@
                 <w:color w:val="1C3A36"/>
                 <w:sz w:val="15"/>
               </w:rPr>
-              <w:t>37.3%</w:t>
+              <w:t>42.8%</w:t>
             </w:r>
           </w:p>
         </w:tc>
@@ -16447,7 +16447,7 @@
                 <w:color w:val="1C3A36"/>
                 <w:sz w:val="15"/>
               </w:rPr>
-              <w:t>36.9%</w:t>
+              <w:t>42.9%</w:t>
             </w:r>
           </w:p>
         </w:tc>
@@ -16465,7 +16465,7 @@
                 <w:color w:val="1C3A36"/>
                 <w:sz w:val="15"/>
               </w:rPr>
-              <w:t>36.8%</w:t>
+              <w:t>43.2%</w:t>
             </w:r>
           </w:p>
         </w:tc>
@@ -16483,7 +16483,7 @@
                 <w:color w:val="1C3A36"/>
                 <w:sz w:val="15"/>
               </w:rPr>
-              <w:t>36.5%</w:t>
+              <w:t>43.5%</w:t>
             </w:r>
           </w:p>
         </w:tc>
@@ -16574,7 +16574,7 @@
                 <w:color w:val="1C3A36"/>
                 <w:sz w:val="15"/>
               </w:rPr>
-              <w:t>1,112</w:t>
+              <w:t>1,190</w:t>
             </w:r>
           </w:p>
         </w:tc>
@@ -16592,7 +16592,7 @@
                 <w:color w:val="1C3A36"/>
                 <w:sz w:val="15"/>
               </w:rPr>
-              <w:t>1,286</w:t>
+              <w:t>1,410</w:t>
             </w:r>
           </w:p>
         </w:tc>
@@ -16610,7 +16610,7 @@
                 <w:color w:val="1C3A36"/>
                 <w:sz w:val="15"/>
               </w:rPr>
-              <w:t>1,462</w:t>
+              <w:t>1,618</w:t>
             </w:r>
           </w:p>
         </w:tc>
@@ -16628,7 +16628,7 @@
                 <w:color w:val="1C3A36"/>
                 <w:sz w:val="15"/>
               </w:rPr>
-              <w:t>1,647</w:t>
+              <w:t>1,834</w:t>
             </w:r>
           </w:p>
         </w:tc>
@@ -16646,7 +16646,7 @@
                 <w:color w:val="1C3A36"/>
                 <w:sz w:val="15"/>
               </w:rPr>
-              <w:t>1,824</w:t>
+              <w:t>2,049</w:t>
             </w:r>
           </w:p>
         </w:tc>
@@ -16737,7 +16737,7 @@
                 <w:color w:val="1C3A36"/>
                 <w:sz w:val="15"/>
               </w:rPr>
-              <w:t>90.9</w:t>
+              <w:t>97.3</w:t>
             </w:r>
           </w:p>
         </w:tc>
@@ -16755,7 +16755,7 @@
                 <w:color w:val="1C3A36"/>
                 <w:sz w:val="15"/>
               </w:rPr>
-              <w:t>113.5</w:t>
+              <w:t>124.4</w:t>
             </w:r>
           </w:p>
         </w:tc>
@@ -16773,7 +16773,7 @@
                 <w:color w:val="1C3A36"/>
                 <w:sz w:val="15"/>
               </w:rPr>
-              <w:t>138.9</w:t>
+              <w:t>153.7</w:t>
             </w:r>
           </w:p>
         </w:tc>
@@ -16791,7 +16791,7 @@
                 <w:color w:val="1C3A36"/>
                 <w:sz w:val="15"/>
               </w:rPr>
-              <w:t>166.4</w:t>
+              <w:t>185.2</w:t>
             </w:r>
           </w:p>
         </w:tc>
@@ -16809,7 +16809,7 @@
                 <w:color w:val="1C3A36"/>
                 <w:sz w:val="15"/>
               </w:rPr>
-              <w:t>186.1</w:t>
+              <w:t>209.1</w:t>
             </w:r>
           </w:p>
         </w:tc>
@@ -16900,7 +16900,7 @@
                 <w:color w:val="1C3A36"/>
                 <w:sz w:val="15"/>
               </w:rPr>
-              <w:t>251.3</w:t>
+              <w:t>268.9</w:t>
             </w:r>
           </w:p>
         </w:tc>
@@ -16918,7 +16918,7 @@
                 <w:color w:val="1C3A36"/>
                 <w:sz w:val="15"/>
               </w:rPr>
-              <w:t>296.4</w:t>
+              <w:t>324.9</w:t>
             </w:r>
           </w:p>
         </w:tc>
@@ -16936,7 +16936,7 @@
                 <w:color w:val="1C3A36"/>
                 <w:sz w:val="15"/>
               </w:rPr>
-              <w:t>336.3</w:t>
+              <w:t>372.1</w:t>
             </w:r>
           </w:p>
         </w:tc>
@@ -16954,7 +16954,7 @@
                 <w:color w:val="1C3A36"/>
                 <w:sz w:val="15"/>
               </w:rPr>
-              <w:t>379.3</w:t>
+              <w:t>422.3</w:t>
             </w:r>
           </w:p>
         </w:tc>
@@ -16972,7 +16972,7 @@
                 <w:color w:val="1C3A36"/>
                 <w:sz w:val="15"/>
               </w:rPr>
-              <w:t>418.7</w:t>
+              <w:t>470.5</w:t>
             </w:r>
           </w:p>
         </w:tc>
@@ -17063,7 +17063,7 @@
                 <w:color w:val="1C3A36"/>
                 <w:sz w:val="15"/>
               </w:rPr>
-              <w:t>561</w:t>
+              <w:t>601</w:t>
             </w:r>
           </w:p>
         </w:tc>
@@ -17081,7 +17081,7 @@
                 <w:color w:val="1C3A36"/>
                 <w:sz w:val="15"/>
               </w:rPr>
-              <w:t>662</w:t>
+              <w:t>726</w:t>
             </w:r>
           </w:p>
         </w:tc>
@@ -17099,7 +17099,7 @@
                 <w:color w:val="1C3A36"/>
                 <w:sz w:val="15"/>
               </w:rPr>
-              <w:t>768</w:t>
+              <w:t>849</w:t>
             </w:r>
           </w:p>
         </w:tc>
@@ -17117,7 +17117,7 @@
                 <w:color w:val="1C3A36"/>
                 <w:sz w:val="15"/>
               </w:rPr>
-              <w:t>873</w:t>
+              <w:t>972</w:t>
             </w:r>
           </w:p>
         </w:tc>
@@ -17135,7 +17135,7 @@
                 <w:color w:val="1C3A36"/>
                 <w:sz w:val="15"/>
               </w:rPr>
-              <w:t>977</w:t>
+              <w:t>1,098</w:t>
             </w:r>
           </w:p>
         </w:tc>
@@ -17236,7 +17236,7 @@
                 <w:color w:val="1C3A36"/>
                 <w:sz w:val="15"/>
               </w:rPr>
-              <w:t>2,111</w:t>
+              <w:t>2,718</w:t>
             </w:r>
           </w:p>
         </w:tc>
@@ -17256,7 +17256,7 @@
                 <w:color w:val="1C3A36"/>
                 <w:sz w:val="15"/>
               </w:rPr>
-              <w:t>2,254</w:t>
+              <w:t>3,241</w:t>
             </w:r>
           </w:p>
         </w:tc>
@@ -17276,7 +17276,7 @@
                 <w:color w:val="1C3A36"/>
                 <w:sz w:val="15"/>
               </w:rPr>
-              <w:t>2,591</w:t>
+              <w:t>3,861</w:t>
             </w:r>
           </w:p>
         </w:tc>
@@ -17296,7 +17296,7 @@
                 <w:color w:val="1C3A36"/>
                 <w:sz w:val="15"/>
               </w:rPr>
-              <w:t>2,957</w:t>
+              <w:t>4,496</w:t>
             </w:r>
           </w:p>
         </w:tc>
@@ -17316,7 +17316,7 @@
                 <w:color w:val="1C3A36"/>
                 <w:sz w:val="15"/>
               </w:rPr>
-              <w:t>3,290</w:t>
+              <w:t>5,172</w:t>
             </w:r>
           </w:p>
         </w:tc>
@@ -17407,7 +17407,7 @@
                 <w:color w:val="1C3A36"/>
                 <w:sz w:val="15"/>
               </w:rPr>
-              <w:t>2,415</w:t>
+              <w:t>3,022</w:t>
             </w:r>
           </w:p>
         </w:tc>
@@ -17425,7 +17425,7 @@
                 <w:color w:val="1C3A36"/>
                 <w:sz w:val="15"/>
               </w:rPr>
-              <w:t>2,679</w:t>
+              <w:t>3,666</w:t>
             </w:r>
           </w:p>
         </w:tc>
@@ -17443,7 +17443,7 @@
                 <w:color w:val="1C3A36"/>
                 <w:sz w:val="15"/>
               </w:rPr>
-              <w:t>3,037</w:t>
+              <w:t>4,307</w:t>
             </w:r>
           </w:p>
         </w:tc>
@@ -17461,7 +17461,7 @@
                 <w:color w:val="1C3A36"/>
                 <w:sz w:val="15"/>
               </w:rPr>
-              <w:t>3,394</w:t>
+              <w:t>4,933</w:t>
             </w:r>
           </w:p>
         </w:tc>
@@ -17479,7 +17479,7 @@
                 <w:color w:val="1C3A36"/>
                 <w:sz w:val="15"/>
               </w:rPr>
-              <w:t>3,713</w:t>
+              <w:t>5,595</w:t>
             </w:r>
           </w:p>
         </w:tc>
@@ -18069,7 +18069,7 @@
                 <w:color w:val="1C3A36"/>
                 <w:sz w:val="15"/>
               </w:rPr>
-              <w:t>891</w:t>
+              <w:t>1,355</w:t>
             </w:r>
           </w:p>
         </w:tc>
@@ -18089,7 +18089,7 @@
                 <w:color w:val="1C3A36"/>
                 <w:sz w:val="15"/>
               </w:rPr>
-              <w:t>1,031</w:t>
+              <w:t>1,785</w:t>
             </w:r>
           </w:p>
         </w:tc>
@@ -18109,7 +18109,7 @@
                 <w:color w:val="1C3A36"/>
                 <w:sz w:val="15"/>
               </w:rPr>
-              <w:t>1,335</w:t>
+              <w:t>2,306</w:t>
             </w:r>
           </w:p>
         </w:tc>
@@ -18129,7 +18129,7 @@
                 <w:color w:val="1C3A36"/>
                 <w:sz w:val="15"/>
               </w:rPr>
-              <w:t>1,660</w:t>
+              <w:t>2,837</w:t>
             </w:r>
           </w:p>
         </w:tc>
@@ -18149,7 +18149,7 @@
                 <w:color w:val="1C3A36"/>
                 <w:sz w:val="15"/>
               </w:rPr>
-              <w:t>1,961</w:t>
+              <w:t>3,401</w:t>
             </w:r>
           </w:p>
         </w:tc>
@@ -18240,7 +18240,7 @@
                 <w:color w:val="1C3A36"/>
                 <w:sz w:val="15"/>
               </w:rPr>
-              <w:t>5.28</w:t>
+              <w:t>8.03</w:t>
             </w:r>
           </w:p>
         </w:tc>
@@ -18258,7 +18258,7 @@
                 <w:color w:val="1C3A36"/>
                 <w:sz w:val="15"/>
               </w:rPr>
-              <w:t>6.11</w:t>
+              <w:t>10.58</w:t>
             </w:r>
           </w:p>
         </w:tc>
@@ -18276,7 +18276,7 @@
                 <w:color w:val="1C3A36"/>
                 <w:sz w:val="15"/>
               </w:rPr>
-              <w:t>7.91</w:t>
+              <w:t>13.66</w:t>
             </w:r>
           </w:p>
         </w:tc>
@@ -18294,7 +18294,7 @@
                 <w:color w:val="1C3A36"/>
                 <w:sz w:val="15"/>
               </w:rPr>
-              <w:t>9.84</w:t>
+              <w:t>16.81</w:t>
             </w:r>
           </w:p>
         </w:tc>
@@ -18312,7 +18312,7 @@
                 <w:color w:val="1C3A36"/>
                 <w:sz w:val="15"/>
               </w:rPr>
-              <w:t>11.62</w:t>
+              <w:t>20.15</w:t>
             </w:r>
           </w:p>
         </w:tc>
@@ -18403,7 +18403,7 @@
                 <w:color w:val="1C3A36"/>
                 <w:sz w:val="15"/>
               </w:rPr>
-              <w:t>534</w:t>
+              <w:t>813</w:t>
             </w:r>
           </w:p>
         </w:tc>
@@ -18421,7 +18421,7 @@
                 <w:color w:val="1C3A36"/>
                 <w:sz w:val="15"/>
               </w:rPr>
-              <w:t>618</w:t>
+              <w:t>1,071</w:t>
             </w:r>
           </w:p>
         </w:tc>
@@ -18439,7 +18439,7 @@
                 <w:color w:val="1C3A36"/>
                 <w:sz w:val="15"/>
               </w:rPr>
-              <w:t>801</w:t>
+              <w:t>1,383</w:t>
             </w:r>
           </w:p>
         </w:tc>
@@ -18457,7 +18457,7 @@
                 <w:color w:val="1C3A36"/>
                 <w:sz w:val="15"/>
               </w:rPr>
-              <w:t>996</w:t>
+              <w:t>1,702</w:t>
             </w:r>
           </w:p>
         </w:tc>
@@ -18475,7 +18475,7 @@
                 <w:color w:val="1C3A36"/>
                 <w:sz w:val="15"/>
               </w:rPr>
-              <w:t>1,177</w:t>
+              <w:t>2,040</w:t>
             </w:r>
           </w:p>
         </w:tc>
@@ -18969,7 +18969,7 @@
                 <w:color w:val="1C3A36"/>
                 <w:sz w:val="15"/>
               </w:rPr>
-              <w:t>2,838</w:t>
+              <w:t>2,931</w:t>
             </w:r>
           </w:p>
         </w:tc>
@@ -18987,7 +18987,7 @@
                 <w:color w:val="1C3A36"/>
                 <w:sz w:val="15"/>
               </w:rPr>
-              <w:t>2,306</w:t>
+              <w:t>2,454</w:t>
             </w:r>
           </w:p>
         </w:tc>
@@ -19005,7 +19005,7 @@
                 <w:color w:val="1C3A36"/>
                 <w:sz w:val="15"/>
               </w:rPr>
-              <w:t>2,417</w:t>
+              <w:t>2,620</w:t>
             </w:r>
           </w:p>
         </w:tc>
@@ -19023,7 +19023,7 @@
                 <w:color w:val="1C3A36"/>
                 <w:sz w:val="15"/>
               </w:rPr>
-              <w:t>2,750</w:t>
+              <w:t>3,013</w:t>
             </w:r>
           </w:p>
         </w:tc>
@@ -19041,7 +19041,7 @@
                 <w:color w:val="1C3A36"/>
                 <w:sz w:val="15"/>
               </w:rPr>
-              <w:t>3,108</w:t>
+              <w:t>3,440</w:t>
             </w:r>
           </w:p>
         </w:tc>
@@ -19295,7 +19295,7 @@
                 <w:color w:val="1C3A36"/>
                 <w:sz w:val="15"/>
               </w:rPr>
-              <w:t>3,692</w:t>
+              <w:t>3,950</w:t>
             </w:r>
           </w:p>
         </w:tc>
@@ -19313,7 +19313,7 @@
                 <w:color w:val="1C3A36"/>
                 <w:sz w:val="15"/>
               </w:rPr>
-              <w:t>4,215</w:t>
+              <w:t>4,621</w:t>
             </w:r>
           </w:p>
         </w:tc>
@@ -19331,7 +19331,7 @@
                 <w:color w:val="1C3A36"/>
                 <w:sz w:val="15"/>
               </w:rPr>
-              <w:t>4,727</w:t>
+              <w:t>5,230</w:t>
             </w:r>
           </w:p>
         </w:tc>
@@ -19349,7 +19349,7 @@
                 <w:color w:val="1C3A36"/>
                 <w:sz w:val="15"/>
               </w:rPr>
-              <w:t>5,242</w:t>
+              <w:t>5,836</w:t>
             </w:r>
           </w:p>
         </w:tc>
@@ -19367,7 +19367,7 @@
                 <w:color w:val="1C3A36"/>
                 <w:sz w:val="15"/>
               </w:rPr>
-              <w:t>5,710</w:t>
+              <w:t>6,417</w:t>
             </w:r>
           </w:p>
         </w:tc>
@@ -19784,7 +19784,7 @@
                 <w:color w:val="1C3A36"/>
                 <w:sz w:val="15"/>
               </w:rPr>
-              <w:t>10,500</w:t>
+              <w:t>10,518</w:t>
             </w:r>
           </w:p>
         </w:tc>
@@ -19802,7 +19802,7 @@
                 <w:color w:val="1C3A36"/>
                 <w:sz w:val="15"/>
               </w:rPr>
-              <w:t>11,052</w:t>
+              <w:t>10,786</w:t>
             </w:r>
           </w:p>
         </w:tc>
@@ -19820,7 +19820,7 @@
                 <w:color w:val="1C3A36"/>
                 <w:sz w:val="15"/>
               </w:rPr>
-              <w:t>11,194</w:t>
+              <w:t>10,473</w:t>
             </w:r>
           </w:p>
         </w:tc>
@@ -19838,7 +19838,7 @@
                 <w:color w:val="1C3A36"/>
                 <w:sz w:val="15"/>
               </w:rPr>
-              <w:t>11,179</w:t>
+              <w:t>9,878</w:t>
             </w:r>
           </w:p>
         </w:tc>
@@ -19856,7 +19856,7 @@
                 <w:color w:val="1C3A36"/>
                 <w:sz w:val="15"/>
               </w:rPr>
-              <w:t>10,975</w:t>
+              <w:t>8,962</w:t>
             </w:r>
           </w:p>
         </w:tc>
@@ -19947,7 +19947,7 @@
                 <w:color w:val="1C3A36"/>
                 <w:sz w:val="15"/>
               </w:rPr>
-              <w:t>9,066</w:t>
+              <w:t>9,085</w:t>
             </w:r>
           </w:p>
         </w:tc>
@@ -19965,7 +19965,7 @@
                 <w:color w:val="1C3A36"/>
                 <w:sz w:val="15"/>
               </w:rPr>
-              <w:t>9,619</w:t>
+              <w:t>9,352</w:t>
             </w:r>
           </w:p>
         </w:tc>
@@ -19983,7 +19983,7 @@
                 <w:color w:val="1C3A36"/>
                 <w:sz w:val="15"/>
               </w:rPr>
-              <w:t>9,761</w:t>
+              <w:t>9,039</w:t>
             </w:r>
           </w:p>
         </w:tc>
@@ -20001,7 +20001,7 @@
                 <w:color w:val="1C3A36"/>
                 <w:sz w:val="15"/>
               </w:rPr>
-              <w:t>9,745</w:t>
+              <w:t>8,445</w:t>
             </w:r>
           </w:p>
         </w:tc>
@@ -20019,7 +20019,7 @@
                 <w:color w:val="1C3A36"/>
                 <w:sz w:val="15"/>
               </w:rPr>
-              <w:t>9,541</w:t>
+              <w:t>7,528</w:t>
             </w:r>
           </w:p>
         </w:tc>
@@ -20110,7 +20110,7 @@
                 <w:color w:val="1C3A36"/>
                 <w:sz w:val="15"/>
               </w:rPr>
-              <w:t>6,777</w:t>
+              <w:t>7,056</w:t>
             </w:r>
           </w:p>
         </w:tc>
@@ -20128,7 +20128,7 @@
                 <w:color w:val="1C3A36"/>
                 <w:sz w:val="15"/>
               </w:rPr>
-              <w:t>7,396</w:t>
+              <w:t>8,127</w:t>
             </w:r>
           </w:p>
         </w:tc>
@@ -20146,7 +20146,7 @@
                 <w:color w:val="1C3A36"/>
                 <w:sz w:val="15"/>
               </w:rPr>
-              <w:t>8,197</w:t>
+              <w:t>9,511</w:t>
             </w:r>
           </w:p>
         </w:tc>
@@ -20164,7 +20164,7 @@
                 <w:color w:val="1C3A36"/>
                 <w:sz w:val="15"/>
               </w:rPr>
-              <w:t>9,193</w:t>
+              <w:t>11,213</w:t>
             </w:r>
           </w:p>
         </w:tc>
@@ -20182,7 +20182,7 @@
                 <w:color w:val="1C3A36"/>
                 <w:sz w:val="15"/>
               </w:rPr>
-              <w:t>10,369</w:t>
+              <w:t>13,254</w:t>
             </w:r>
           </w:p>
         </w:tc>
@@ -20283,7 +20283,7 @@
                 <w:color w:val="1C3A36"/>
                 <w:sz w:val="15"/>
               </w:rPr>
-              <w:t>40.16</w:t>
+              <w:t>41.81</w:t>
             </w:r>
           </w:p>
         </w:tc>
@@ -20303,7 +20303,7 @@
                 <w:color w:val="1C3A36"/>
                 <w:sz w:val="15"/>
               </w:rPr>
-              <w:t>43.83</w:t>
+              <w:t>48.16</w:t>
             </w:r>
           </w:p>
         </w:tc>
@@ -20323,7 +20323,7 @@
                 <w:color w:val="1C3A36"/>
                 <w:sz w:val="15"/>
               </w:rPr>
-              <w:t>48.57</w:t>
+              <w:t>56.36</w:t>
             </w:r>
           </w:p>
         </w:tc>
@@ -20343,7 +20343,7 @@
                 <w:color w:val="1C3A36"/>
                 <w:sz w:val="15"/>
               </w:rPr>
-              <w:t>54.47</w:t>
+              <w:t>66.45</w:t>
             </w:r>
           </w:p>
         </w:tc>
@@ -20363,7 +20363,7 @@
                 <w:color w:val="1C3A36"/>
                 <w:sz w:val="15"/>
               </w:rPr>
-              <w:t>61.45</w:t>
+              <w:t>78.54</w:t>
             </w:r>
           </w:p>
         </w:tc>
@@ -21126,7 +21126,7 @@
                 <w:color w:val="1C3A36"/>
                 <w:sz w:val="16"/>
               </w:rPr>
-              <w:t>1,337</w:t>
+              <w:t>1,430</w:t>
             </w:r>
           </w:p>
         </w:tc>
@@ -21144,7 +21144,7 @@
                 <w:color w:val="1C3A36"/>
                 <w:sz w:val="16"/>
               </w:rPr>
-              <w:t>568</w:t>
+              <w:t>622</w:t>
             </w:r>
           </w:p>
         </w:tc>
@@ -21162,7 +21162,7 @@
                 <w:color w:val="1C3A36"/>
                 <w:sz w:val="16"/>
               </w:rPr>
-              <w:t>512</w:t>
+              <w:t>566</w:t>
             </w:r>
           </w:p>
         </w:tc>
@@ -21180,7 +21180,7 @@
                 <w:color w:val="1C3A36"/>
                 <w:sz w:val="16"/>
               </w:rPr>
-              <w:t>532</w:t>
+              <w:t>593</w:t>
             </w:r>
           </w:p>
         </w:tc>
@@ -21198,7 +21198,7 @@
                 <w:color w:val="1C3A36"/>
                 <w:sz w:val="16"/>
               </w:rPr>
-              <w:t>558</w:t>
+              <w:t>627</w:t>
             </w:r>
           </w:p>
         </w:tc>
@@ -21253,7 +21253,7 @@
                 <w:color w:val="1C3A36"/>
                 <w:sz w:val="16"/>
               </w:rPr>
-              <w:t>-328</w:t>
+              <w:t>-161</w:t>
             </w:r>
           </w:p>
         </w:tc>
@@ -21271,7 +21271,7 @@
                 <w:color w:val="1C3A36"/>
                 <w:sz w:val="16"/>
               </w:rPr>
-              <w:t>562</w:t>
+              <w:t>1,149</w:t>
             </w:r>
           </w:p>
         </w:tc>
@@ -21289,7 +21289,7 @@
                 <w:color w:val="1C3A36"/>
                 <w:sz w:val="16"/>
               </w:rPr>
-              <w:t>1,048</w:t>
+              <w:t>1,891</w:t>
             </w:r>
           </w:p>
         </w:tc>
@@ -21307,7 +21307,7 @@
                 <w:color w:val="1C3A36"/>
                 <w:sz w:val="16"/>
               </w:rPr>
-              <w:t>1,290</w:t>
+              <w:t>2,340</w:t>
             </w:r>
           </w:p>
         </w:tc>
@@ -21325,7 +21325,7 @@
                 <w:color w:val="1C3A36"/>
                 <w:sz w:val="16"/>
               </w:rPr>
-              <w:t>1,553</w:t>
+              <w:t>2,841</w:t>
             </w:r>
           </w:p>
         </w:tc>
@@ -21560,7 +21560,7 @@
                 <w:color w:val="1C3A36"/>
                 <w:sz w:val="15"/>
               </w:rPr>
-              <w:t>14,621</w:t>
+              <w:t>16,179</w:t>
             </w:r>
           </w:p>
         </w:tc>
@@ -21580,7 +21580,7 @@
                 <w:color w:val="1C3A36"/>
                 <w:sz w:val="15"/>
               </w:rPr>
-              <w:t>16,637</w:t>
+              <w:t>18,523</w:t>
             </w:r>
           </w:p>
         </w:tc>
@@ -21600,7 +21600,7 @@
                 <w:color w:val="1C3A36"/>
                 <w:sz w:val="15"/>
               </w:rPr>
-              <w:t>18,608</w:t>
+              <w:t>20,911</w:t>
             </w:r>
           </w:p>
         </w:tc>
@@ -21677,7 +21677,7 @@
                 <w:color w:val="1C3A36"/>
                 <w:sz w:val="15"/>
               </w:rPr>
-              <w:t>25,318</w:t>
+              <w:t>28,014</w:t>
             </w:r>
           </w:p>
         </w:tc>
@@ -21786,7 +21786,7 @@
                 <w:color w:val="1C3A36"/>
                 <w:sz w:val="15"/>
               </w:rPr>
-              <w:t>29,586</w:t>
+              <w:t>32,737</w:t>
             </w:r>
           </w:p>
         </w:tc>
@@ -22238,7 +22238,7 @@
                 <w:color w:val="1C3A36"/>
                 <w:sz w:val="15"/>
               </w:rPr>
-              <w:t>5,390</w:t>
+              <w:t>6,948</w:t>
             </w:r>
           </w:p>
         </w:tc>
@@ -22258,7 +22258,7 @@
                 <w:color w:val="1C3A36"/>
                 <w:sz w:val="15"/>
               </w:rPr>
-              <w:t>6,115</w:t>
+              <w:t>8,002</w:t>
             </w:r>
           </w:p>
         </w:tc>
@@ -22278,7 +22278,7 @@
                 <w:color w:val="1C3A36"/>
                 <w:sz w:val="15"/>
               </w:rPr>
-              <w:t>6,785</w:t>
+              <w:t>9,088</w:t>
             </w:r>
           </w:p>
         </w:tc>
@@ -22355,7 +22355,7 @@
                 <w:color w:val="1C3A36"/>
                 <w:sz w:val="15"/>
               </w:rPr>
-              <w:t>9,866</w:t>
+              <w:t>12,717</w:t>
             </w:r>
           </w:p>
         </w:tc>
@@ -22464,7 +22464,7 @@
                 <w:color w:val="1C3A36"/>
                 <w:sz w:val="15"/>
               </w:rPr>
-              <w:t>11,481</w:t>
+              <w:t>14,799</w:t>
             </w:r>
           </w:p>
         </w:tc>
@@ -22577,7 +22577,7 @@
                 <w:color w:val="1C3A36"/>
                 <w:sz w:val="15"/>
               </w:rPr>
-              <w:t>1,353</w:t>
+              <w:t>2,324</w:t>
             </w:r>
           </w:p>
         </w:tc>
@@ -22597,7 +22597,7 @@
                 <w:color w:val="1C3A36"/>
                 <w:sz w:val="15"/>
               </w:rPr>
-              <w:t>1,678</w:t>
+              <w:t>2,855</w:t>
             </w:r>
           </w:p>
         </w:tc>
@@ -22617,7 +22617,7 @@
                 <w:color w:val="1C3A36"/>
                 <w:sz w:val="15"/>
               </w:rPr>
-              <w:t>1,979</w:t>
+              <w:t>3,419</w:t>
             </w:r>
           </w:p>
         </w:tc>
@@ -22694,7 +22694,7 @@
                 <w:color w:val="1C3A36"/>
                 <w:sz w:val="15"/>
               </w:rPr>
-              <w:t>2,326</w:t>
+              <w:t>3,995</w:t>
             </w:r>
           </w:p>
         </w:tc>
@@ -22803,7 +22803,7 @@
                 <w:color w:val="1C3A36"/>
                 <w:sz w:val="15"/>
               </w:rPr>
-              <w:t>4,606</w:t>
+              <w:t>7,912</w:t>
             </w:r>
           </w:p>
         </w:tc>
@@ -23255,7 +23255,7 @@
                 <w:color w:val="1C3A36"/>
                 <w:sz w:val="15"/>
               </w:rPr>
-              <w:t>512</w:t>
+              <w:t>566</w:t>
             </w:r>
           </w:p>
         </w:tc>
@@ -23275,7 +23275,7 @@
                 <w:color w:val="1C3A36"/>
                 <w:sz w:val="15"/>
               </w:rPr>
-              <w:t>532</w:t>
+              <w:t>593</w:t>
             </w:r>
           </w:p>
         </w:tc>
@@ -23295,7 +23295,7 @@
                 <w:color w:val="1C3A36"/>
                 <w:sz w:val="15"/>
               </w:rPr>
-              <w:t>558</w:t>
+              <w:t>627</w:t>
             </w:r>
           </w:p>
         </w:tc>
@@ -23372,7 +23372,7 @@
                 <w:color w:val="1C3A36"/>
                 <w:sz w:val="15"/>
               </w:rPr>
-              <w:t>1,103</w:t>
+              <w:t>1,220</w:t>
             </w:r>
           </w:p>
         </w:tc>
@@ -23481,7 +23481,7 @@
                 <w:color w:val="1C3A36"/>
                 <w:sz w:val="15"/>
               </w:rPr>
-              <w:t>2,722</w:t>
+              <w:t>3,012</w:t>
             </w:r>
           </w:p>
         </w:tc>
@@ -24467,7 +24467,7 @@
                 <w:color w:val="1C3A36"/>
                 <w:sz w:val="16"/>
               </w:rPr>
-              <w:t>the provision charge stays near 5.25% of revenue permanently; this is Frame A, and it is already the more conservative of the two published cases. A charge at the three-year mean of 6.52% instead would put Frame A at EGP 23.07 a share</w:t>
+              <w:t>the provision charge stays near 5.25% of revenue permanently; this is Frame A, and it is already the more conservative of the two published cases. A charge at the three-year mean of 6.52% instead would put Frame A at EGP 79.33 a share</w:t>
             </w:r>
           </w:p>
         </w:tc>
@@ -24857,7 +24857,7 @@
                 <w:color w:val="1C3A36"/>
                 <w:sz w:val="17"/>
               </w:rPr>
-              <w:t>1,984</w:t>
+              <w:t>4,043</w:t>
             </w:r>
           </w:p>
         </w:tc>
@@ -24894,7 +24894,7 @@
                 <w:color w:val="1C3A36"/>
                 <w:sz w:val="17"/>
               </w:rPr>
-              <w:t>1,401</w:t>
+              <w:t>2,787</w:t>
             </w:r>
           </w:p>
         </w:tc>
@@ -24968,7 +24968,7 @@
                 <w:color w:val="1C3A36"/>
                 <w:sz w:val="17"/>
               </w:rPr>
-              <w:t>18,229</w:t>
+              <w:t>36,271</w:t>
             </w:r>
           </w:p>
         </w:tc>
@@ -25005,7 +25005,7 @@
                 <w:color w:val="1C3A36"/>
                 <w:sz w:val="17"/>
               </w:rPr>
-              <w:t>7,675</w:t>
+              <w:t>15,272</w:t>
             </w:r>
           </w:p>
         </w:tc>
@@ -25042,7 +25042,7 @@
                 <w:color w:val="1C3A36"/>
                 <w:sz w:val="17"/>
               </w:rPr>
-              <w:t>9,659</w:t>
+              <w:t>19,316</w:t>
             </w:r>
           </w:p>
         </w:tc>
@@ -25157,7 +25157,7 @@
                 <w:color w:val="1C3A36"/>
                 <w:sz w:val="17"/>
               </w:rPr>
-              <w:t>5,282</w:t>
+              <w:t>14,938</w:t>
             </w:r>
           </w:p>
         </w:tc>
@@ -25194,7 +25194,7 @@
                 <w:color w:val="1C3A36"/>
                 <w:sz w:val="17"/>
               </w:rPr>
-              <w:t>31.30</w:t>
+              <w:t>88.52</w:t>
             </w:r>
           </w:p>
         </w:tc>
@@ -25216,7 +25216,7 @@
           <w:color w:val="1C3A36"/>
           <w:sz w:val="21"/>
         </w:rPr>
-        <w:t>Named sensitivity: the terminal discount rate. Every 100 basis points on it is worth roughly EGP 5 a share. At 79% terminal weight, this expert is mostly forecasting one number.</w:t>
+        <w:t>Named sensitivity: the terminal discount rate. Every 100 basis points on it is worth roughly EGP 11 a share. At 79% terminal weight, this expert is mostly forecasting one number.</w:t>
       </w:r>
     </w:p>
     <w:p>
@@ -25230,7 +25230,7 @@
           <w:color w:val="1C3A36"/>
           <w:sz w:val="21"/>
         </w:rPr>
-        <w:t>Falsifier, stated in advance: "If free cash flow to the firm in FY2027 comes in below EGP 393 million — 30% below my forecast — my five-year build is wrong and so is the terminal that grows out of it."</w:t>
+        <w:t>Falsifier, stated in advance: "If free cash flow to the firm in FY2027 comes in below EGP 804 million — 30% below my forecast — my five-year build is wrong and so is the terminal that grows out of it."</w:t>
       </w:r>
     </w:p>
     <w:p>
@@ -25521,7 +25521,7 @@
                 <w:color w:val="1C3A36"/>
                 <w:sz w:val="17"/>
               </w:rPr>
-              <w:t>18.8%</w:t>
+              <w:t>27.1%</w:t>
             </w:r>
           </w:p>
         </w:tc>
@@ -25632,7 +25632,7 @@
                 <w:color w:val="1C3A36"/>
                 <w:sz w:val="17"/>
               </w:rPr>
-              <w:t>1.16x</w:t>
+              <w:t>1.98x</w:t>
             </w:r>
           </w:p>
         </w:tc>
@@ -25673,7 +25673,7 @@
                 <w:color w:val="1C3A36"/>
                 <w:sz w:val="17"/>
               </w:rPr>
-              <w:t>42.80</w:t>
+              <w:t>73.22</w:t>
             </w:r>
           </w:p>
         </w:tc>
@@ -25695,7 +25695,7 @@
           <w:color w:val="1C3A36"/>
           <w:sz w:val="21"/>
         </w:rPr>
-        <w:t>Named sensitivity: the sustainable return. If it settles at 20% rather than 18.8%, the justified multiple falls to 1.28 times and the value to EGP 47.33 a share.</w:t>
+        <w:t>Named sensitivity: the sustainable return. If it settles at 20% rather than 27.1%, the justified multiple falls to 1.28 times and the value to EGP 47.33 a share.</w:t>
       </w:r>
     </w:p>
     <w:p>
@@ -25709,7 +25709,7 @@
           <w:color w:val="1C3A36"/>
           <w:sz w:val="21"/>
         </w:rPr>
-        <w:t>Falsifier: "If return on average equity falls below 18% in either FY2026 or FY2027, the 18.8% I am capitalising is a peak, not a level, and my multiple is too high."</w:t>
+        <w:t>Falsifier: "If return on average equity falls below 18% in either FY2026 or FY2027, the 27.1% I am capitalising is a peak, not a level, and my multiple is too high."</w:t>
       </w:r>
     </w:p>
     <w:p>
@@ -25723,7 +25723,7 @@
           <w:color w:val="1C3A36"/>
           <w:sz w:val="21"/>
         </w:rPr>
-        <w:t>This expert adds one point the others miss: EGP 4,901 million of the asset base earned nothing in FY2025. Measured against capital that is actually working, the return is far higher than 18.8% — which is an argument for paying up, and this expert declines to make it, because the plant has not yet demonstrated a return.</w:t>
+        <w:t>This expert adds one point the others miss: EGP 4,901 million of the asset base earned nothing in FY2025. Measured against capital that is actually working, the return is far higher than 27.1% — which is an argument for paying up, and this expert declines to make it, because the plant has not yet demonstrated a return.</w:t>
       </w:r>
     </w:p>
     <w:p>
@@ -25903,7 +25903,7 @@
                 <w:color w:val="1C3A36"/>
                 <w:sz w:val="17"/>
               </w:rPr>
-              <w:t>EGP 31.30</w:t>
+              <w:t>EGP 88.52</w:t>
             </w:r>
           </w:p>
         </w:tc>
@@ -25940,7 +25940,7 @@
                 <w:color w:val="1C3A36"/>
                 <w:sz w:val="17"/>
               </w:rPr>
-              <w:t>EGP 96.00 a share</w:t>
+              <w:t>EGP 38.78 a share</w:t>
             </w:r>
           </w:p>
         </w:tc>
@@ -25977,7 +25977,7 @@
                 <w:color w:val="1C3A36"/>
                 <w:sz w:val="17"/>
               </w:rPr>
-              <w:t>EGP 16,201m</w:t>
+              <w:t>EGP 6,544m</w:t>
             </w:r>
           </w:p>
         </w:tc>
@@ -26014,7 +26014,7 @@
                 <w:color w:val="1C3A36"/>
                 <w:sz w:val="17"/>
               </w:rPr>
-              <w:t>EGP 9,342m</w:t>
+              <w:t>EGP 3,774m</w:t>
             </w:r>
           </w:p>
         </w:tc>
@@ -26051,7 +26051,7 @@
                 <w:color w:val="1C3A36"/>
                 <w:sz w:val="17"/>
               </w:rPr>
-              <w:t>33%</w:t>
+              <w:t>15%</w:t>
             </w:r>
           </w:p>
         </w:tc>
@@ -26088,7 +26088,7 @@
                 <w:color w:val="1C3A36"/>
                 <w:sz w:val="17"/>
               </w:rPr>
-              <w:t>USD 133m</w:t>
+              <w:t>USD 54m</w:t>
             </w:r>
           </w:p>
         </w:tc>
@@ -26125,7 +26125,7 @@
                 <w:color w:val="1C3A36"/>
                 <w:sz w:val="17"/>
               </w:rPr>
-              <w:t>1.33x asset turn</w:t>
+              <w:t>0.54x asset turn</w:t>
             </w:r>
           </w:p>
         </w:tc>
@@ -26184,7 +26184,7 @@
           <w:color w:val="1C3A36"/>
           <w:sz w:val="21"/>
         </w:rPr>
-        <w:t>Named sensitivity: the contribution margin assumed on the new revenue. At 35% rather than 45%, the required revenue rises to about EGP 12,011 million, or USD 171 million a year.</w:t>
+        <w:t>Named sensitivity: the contribution margin assumed on the new revenue. At 35% rather than 45%, the required revenue rises to about EGP 4,852 million, or USD 69 million a year.</w:t>
       </w:r>
     </w:p>
     <w:p>
@@ -26313,7 +26313,7 @@
                 <w:color w:val="1C3A36"/>
                 <w:sz w:val="16"/>
               </w:rPr>
-              <w:t>CONCEDED. Expert 1 accepts the terminal weight is high and points to the sensitivity table as the honest response: the published grid across a plausible terminal cost of equity and growth combination runs EGP 16 to EGP 46 a share, and the WHOLE of that range is published rather than its comfortable half.</w:t>
+              <w:t>CONCEDED. Expert 1 accepts the terminal weight is high and points to the sensitivity table as the honest response: the published grid across a plausible terminal cost of equity and growth combination runs EGP 53 to EGP 117 a share, and the WHOLE of that range is published rather than its comfortable half.</w:t>
             </w:r>
           </w:p>
         </w:tc>
@@ -26497,7 +26497,7 @@
           <w:color w:val="1C3A36"/>
           <w:sz w:val="21"/>
         </w:rPr>
-        <w:t>Put together, the disagreement narrows to a single question, which is a good sign. All three agree on the audited history, on the cost of capital construction, and on the fact that the depreciation step is real and has already arrived. On the existing business — 65% capacity utilisation, a growing export book earned in hard currency, an administered domestic price that at least tracks inflation — their own worked values run from EGP 31.30 to EGP 42.80 a share, and the study's own two centres, EGP 31.30 and EGP 47.51, sit inside that. Those are the numbers; no wider claim is made for the business than its own lenses support.</w:t>
+        <w:t>Put together, the disagreement narrows to a single question, which is a good sign. All three agree on the audited history, on the cost of capital construction, and on the fact that the depreciation step is real and has already arrived. On the existing business — 65% capacity utilisation, a growing export book earned in hard currency, an administered domestic price that at least tracks inflation — their own worked values run from EGP 73.22 to EGP 88.52 a share, and the study's own two centres, EGP 88.52 and EGP 106.68, sit inside that. Those are the numbers; no wider claim is made for the business than its own lenses support.</w:t>
       </w:r>
     </w:p>
     <w:p>
@@ -26511,7 +26511,7 @@
           <w:color w:val="1C3A36"/>
           <w:sz w:val="21"/>
         </w:rPr>
-        <w:t>Where they part is what the new plant is worth today. Expert 1 says: nothing until it produces cash, so EGP 31.30. Expert 2 says: nothing until it produces a return, so EGP 42.80. Expert 3 says: the market says EGP 96.00 a share, which requires USD 133 million a year of biosimilar sales, and that is a proposition rather than a valuation. The room does not resolve it. It converts it into something a reader can check in twelve months.</w:t>
+        <w:t>Where they part is what the new plant is worth today. Expert 1 says: nothing until it produces cash, so EGP 88.52. Expert 2 says: nothing until it produces a return, so EGP 73.22. Expert 3 says: the market says EGP 38.78 a share, which requires USD 54 million a year of biosimilar sales, and that is a proposition rather than a valuation. The room does not resolve it. It converts it into something a reader can check in twelve months.</w:t>
       </w:r>
     </w:p>
     <w:p>
@@ -26522,7 +26522,7 @@
       <w:r>
         <w:drawing>
           <wp:inline xmlns:a="http://schemas.openxmlformats.org/drawingml/2006/main" xmlns:pic="http://schemas.openxmlformats.org/drawingml/2006/picture">
-            <wp:extent cx="6035040" cy="2408213"/>
+            <wp:extent cx="6035040" cy="2396691"/>
             <wp:docPr id="8" name="Picture 8"/>
             <wp:cNvGraphicFramePr>
               <a:graphicFrameLocks noChangeAspect="1"/>
@@ -26543,7 +26543,7 @@
                   <pic:spPr>
                     <a:xfrm>
                       <a:off x="0" y="0"/>
-                      <a:ext cx="6035040" cy="2408213"/>
+                      <a:ext cx="6035040" cy="2396691"/>
                     </a:xfrm>
                     <a:prstGeom prst="rect"/>
                   </pic:spPr>
@@ -26700,7 +26700,7 @@
                 <w:color w:val="1C3A36"/>
                 <w:sz w:val="16"/>
               </w:rPr>
-              <w:t>-11.50</w:t>
+              <w:t>15.30</w:t>
             </w:r>
           </w:p>
         </w:tc>
@@ -26755,7 +26755,7 @@
                 <w:color w:val="1C3A36"/>
                 <w:sz w:val="16"/>
               </w:rPr>
-              <w:t>96.00</w:t>
+              <w:t>38.78</w:t>
             </w:r>
           </w:p>
         </w:tc>
@@ -26810,7 +26810,7 @@
                 <w:color w:val="1C3A36"/>
                 <w:sz w:val="16"/>
               </w:rPr>
-              <w:t>-16.21</w:t>
+              <w:t>-18.16</w:t>
             </w:r>
           </w:p>
         </w:tc>
@@ -26865,7 +26865,7 @@
                 <w:color w:val="1C3A36"/>
                 <w:sz w:val="16"/>
               </w:rPr>
-              <w:t>-96.00</w:t>
+              <w:t>-38.78</w:t>
             </w:r>
           </w:p>
         </w:tc>
@@ -26920,7 +26920,7 @@
                 <w:color w:val="1C3A36"/>
                 <w:sz w:val="16"/>
               </w:rPr>
-              <w:t>-79.79</w:t>
+              <w:t>-20.62</w:t>
             </w:r>
           </w:p>
         </w:tc>
@@ -26975,7 +26975,7 @@
                 <w:color w:val="1C3A36"/>
                 <w:sz w:val="16"/>
               </w:rPr>
-              <w:t>-16.21</w:t>
+              <w:t>-18.16</w:t>
             </w:r>
           </w:p>
         </w:tc>

--- a/engine/phar_study/EIPICO_Valuation_Study_09-09-2026.docx
+++ b/engine/phar_study/EIPICO_Valuation_Study_09-09-2026.docx
@@ -102,6 +102,20 @@
           <w:sz w:val="30"/>
         </w:rPr>
         <w:t>Read first</w:t>
+      </w:r>
+    </w:p>
+    <w:p>
+      <w:pPr>
+        <w:spacing w:after="120" w:before="0"/>
+      </w:pPr>
+      <w:r>
+        <w:rPr>
+          <w:b w:val="0"/>
+          <w:i w:val="0"/>
+          <w:color w:val="6E7B77"/>
+          <w:sz w:val="16"/>
+        </w:rPr>
+        <w:t>PRICE DATE 3 September 2026 — the latest known close of EGP 127.30, the price this valuation is measured against.   ISSUE DATE 9 September 2026 — the day this edition was issued. A recalibration issues a NEW document carrying its own issue date; the two dates are stated separately because they are not the same fact [R-DOC-03].</w:t>
       </w:r>
     </w:p>
     <w:tbl>

--- a/engine/phar_study/EIPICO_Valuation_Study_09-09-2026.docx
+++ b/engine/phar_study/EIPICO_Valuation_Study_09-09-2026.docx
@@ -115,7 +115,7 @@
           <w:color w:val="6E7B77"/>
           <w:sz w:val="16"/>
         </w:rPr>
-        <w:t>PRICE DATE 3 September 2026 — the latest known close of EGP 127.30, the price this valuation is measured against.   ISSUE DATE 9 September 2026 — the day this edition was issued. A recalibration issues a NEW document carrying its own issue date; the two dates are stated separately because they are not the same fact [R-DOC-03].</w:t>
+        <w:t>PRICE DATE 3 September 2026 — the latest known close, the price this valuation is measured against.   ISSUE DATE 9 September 2026 — the day this edition was issued. A recalibration issues a new document carrying its own issue date; the two dates are stated separately because they are not the same fact.</w:t>
       </w:r>
     </w:p>
     <w:tbl>
